--- a/Lab_2/Lab_2.docx
+++ b/Lab_2/Lab_2.docx
@@ -530,366 +530,6 @@
             <wp:extent cx="4344006" cy="1200318"/>
             <wp:effectExtent l="0" t="0" r="0" b="0"/>
             <wp:docPr id="1" name="Рисунок 1"/>
-            <wp:cNvGraphicFramePr>
-              <a:graphicFrameLocks xmlns:a="http://schemas.openxmlformats.org/drawingml/2006/main" noChangeAspect="1"/>
-            </wp:cNvGraphicFramePr>
-            <a:graphic xmlns:a="http://schemas.openxmlformats.org/drawingml/2006/main">
-              <a:graphicData uri="http://schemas.openxmlformats.org/drawingml/2006/picture">
-                <pic:pic xmlns:pic="http://schemas.openxmlformats.org/drawingml/2006/picture">
-                  <pic:nvPicPr>
-                    <pic:cNvPr id="1" name=""/>
-                    <pic:cNvPicPr/>
-                  </pic:nvPicPr>
-                  <pic:blipFill>
-                    <a:blip r:embed="rId4"/>
-                    <a:stretch>
-                      <a:fillRect/>
-                    </a:stretch>
-                  </pic:blipFill>
-                  <pic:spPr>
-                    <a:xfrm>
-                      <a:off x="0" y="0"/>
-                      <a:ext cx="4344006" cy="1200318"/>
-                    </a:xfrm>
-                    <a:prstGeom prst="rect">
-                      <a:avLst/>
-                    </a:prstGeom>
-                  </pic:spPr>
-                </pic:pic>
-              </a:graphicData>
-            </a:graphic>
-          </wp:inline>
-        </w:drawing>
-      </w:r>
-    </w:p>
-    <w:p>
-      <w:pPr>
-        <w:rPr>
-          <w:rFonts w:ascii="Times New Roman" w:hAnsi="Times New Roman" w:cs="Times New Roman"/>
-          <w:b/>
-          <w:bCs/>
-          <w:sz w:val="26"/>
-          <w:szCs w:val="26"/>
-          <w:lang w:val="ru-RU"/>
-        </w:rPr>
-      </w:pPr>
-      <w:r>
-        <w:rPr>
-          <w:rFonts w:ascii="Times New Roman" w:hAnsi="Times New Roman" w:cs="Times New Roman"/>
-          <w:b/>
-          <w:bCs/>
-          <w:sz w:val="26"/>
-          <w:szCs w:val="26"/>
-          <w:lang w:val="ru-RU"/>
-        </w:rPr>
-        <w:t>Задание 2</w:t>
-      </w:r>
-    </w:p>
-    <w:p>
-      <w:pPr>
-        <w:rPr>
-          <w:rFonts w:ascii="Times New Roman" w:hAnsi="Times New Roman" w:cs="Times New Roman"/>
-          <w:b/>
-          <w:bCs/>
-          <w:sz w:val="26"/>
-          <w:szCs w:val="26"/>
-          <w:lang w:val="en-US"/>
-        </w:rPr>
-      </w:pPr>
-      <w:r>
-        <w:rPr>
-          <w:rFonts w:ascii="Times New Roman" w:hAnsi="Times New Roman" w:cs="Times New Roman"/>
-          <w:b/>
-          <w:bCs/>
-          <w:sz w:val="26"/>
-          <w:szCs w:val="26"/>
-          <w:lang w:val="ru-RU"/>
-        </w:rPr>
-        <w:t>2</w:t>
-      </w:r>
-      <w:r>
-        <w:rPr>
-          <w:rFonts w:ascii="Times New Roman" w:hAnsi="Times New Roman" w:cs="Times New Roman"/>
-          <w:b/>
-          <w:bCs/>
-          <w:sz w:val="26"/>
-          <w:szCs w:val="26"/>
-          <w:lang w:val="en-US"/>
-        </w:rPr>
-        <w:t>.1</w:t>
-      </w:r>
-    </w:p>
-    <w:p>
-      <w:pPr>
-        <w:rPr>
-          <w:rFonts w:ascii="Times New Roman" w:hAnsi="Times New Roman" w:cs="Times New Roman"/>
-          <w:bCs/>
-          <w:sz w:val="26"/>
-          <w:szCs w:val="26"/>
-        </w:rPr>
-      </w:pPr>
-      <w:r>
-        <w:rPr>
-          <w:rFonts w:ascii="Times New Roman" w:hAnsi="Times New Roman" w:cs="Times New Roman"/>
-          <w:bCs/>
-          <w:sz w:val="26"/>
-          <w:szCs w:val="26"/>
-        </w:rPr>
-        <w:t>−2ⁿ⁻¹ до 2ⁿ⁻¹ − 1</w:t>
-      </w:r>
-    </w:p>
-    <w:p>
-      <w:pPr>
-        <w:rPr>
-          <w:rFonts w:ascii="Times New Roman" w:hAnsi="Times New Roman" w:cs="Times New Roman"/>
-          <w:bCs/>
-          <w:sz w:val="26"/>
-          <w:szCs w:val="26"/>
-        </w:rPr>
-      </w:pPr>
-      <w:r>
-        <w:rPr>
-          <w:rStyle w:val="mord"/>
-          <w:rFonts w:ascii="Times New Roman" w:hAnsi="Times New Roman" w:cs="Times New Roman"/>
-          <w:sz w:val="26"/>
-          <w:szCs w:val="26"/>
-        </w:rPr>
-        <w:t>−2</w:t>
-      </w:r>
-      <w:r>
-        <w:rPr>
-          <w:rStyle w:val="mord"/>
-          <w:rFonts w:ascii="Times New Roman" w:hAnsi="Times New Roman" w:cs="Times New Roman"/>
-          <w:sz w:val="26"/>
-          <w:szCs w:val="26"/>
-          <w:vertAlign w:val="superscript"/>
-        </w:rPr>
-        <w:t>7</w:t>
-      </w:r>
-      <w:r>
-        <w:rPr>
-          <w:rStyle w:val="mrel"/>
-          <w:rFonts w:ascii="Times New Roman" w:hAnsi="Times New Roman" w:cs="Times New Roman"/>
-          <w:sz w:val="26"/>
-          <w:szCs w:val="26"/>
-          <w:lang w:val="ru-RU"/>
-        </w:rPr>
-        <w:t xml:space="preserve"> до </w:t>
-      </w:r>
-      <w:r>
-        <w:rPr>
-          <w:rStyle w:val="mord"/>
-          <w:rFonts w:ascii="Times New Roman" w:hAnsi="Times New Roman" w:cs="Times New Roman"/>
-          <w:sz w:val="26"/>
-          <w:szCs w:val="26"/>
-        </w:rPr>
-        <w:t>2</w:t>
-      </w:r>
-      <w:r>
-        <w:rPr>
-          <w:rStyle w:val="mord"/>
-          <w:rFonts w:ascii="Times New Roman" w:hAnsi="Times New Roman" w:cs="Times New Roman"/>
-          <w:sz w:val="26"/>
-          <w:szCs w:val="26"/>
-          <w:vertAlign w:val="superscript"/>
-        </w:rPr>
-        <w:t>7</w:t>
-      </w:r>
-      <w:r>
-        <w:rPr>
-          <w:rStyle w:val="mbin"/>
-          <w:rFonts w:ascii="Times New Roman" w:hAnsi="Times New Roman" w:cs="Times New Roman"/>
-          <w:sz w:val="26"/>
-          <w:szCs w:val="26"/>
-        </w:rPr>
-        <w:t>−</w:t>
-      </w:r>
-      <w:r>
-        <w:rPr>
-          <w:rStyle w:val="mord"/>
-          <w:rFonts w:ascii="Times New Roman" w:hAnsi="Times New Roman" w:cs="Times New Roman"/>
-          <w:sz w:val="26"/>
-          <w:szCs w:val="26"/>
-        </w:rPr>
-        <w:t>1</w:t>
-      </w:r>
-    </w:p>
-    <w:p>
-      <w:pPr>
-        <w:rPr>
-          <w:rFonts w:ascii="Times New Roman" w:hAnsi="Times New Roman" w:cs="Times New Roman"/>
-          <w:sz w:val="26"/>
-          <w:szCs w:val="26"/>
-        </w:rPr>
-      </w:pPr>
-      <w:r>
-        <w:rPr>
-          <w:rFonts w:ascii="Times New Roman" w:hAnsi="Times New Roman" w:cs="Times New Roman"/>
-          <w:sz w:val="26"/>
-          <w:szCs w:val="26"/>
-        </w:rPr>
-        <w:t>Для 8 бит это от −128 до 127</w:t>
-      </w:r>
-    </w:p>
-    <w:p>
-      <w:pPr>
-        <w:rPr>
-          <w:rFonts w:ascii="Times New Roman" w:hAnsi="Times New Roman" w:cs="Times New Roman"/>
-          <w:sz w:val="26"/>
-          <w:szCs w:val="26"/>
-        </w:rPr>
-      </w:pPr>
-      <w:r>
-        <w:rPr>
-          <w:rFonts w:ascii="Times New Roman" w:hAnsi="Times New Roman" w:cs="Times New Roman"/>
-          <w:sz w:val="26"/>
-          <w:szCs w:val="26"/>
-          <w:lang w:val="ru-RU"/>
-        </w:rPr>
-        <w:t>Д</w:t>
-      </w:r>
-      <w:r>
-        <w:rPr>
-          <w:rFonts w:ascii="Times New Roman" w:hAnsi="Times New Roman" w:cs="Times New Roman"/>
-          <w:sz w:val="26"/>
-          <w:szCs w:val="26"/>
-        </w:rPr>
-        <w:t>ля 16 бит — от −32 768 до 32</w:t>
-      </w:r>
-      <w:r>
-        <w:rPr>
-          <w:rFonts w:ascii="Times New Roman" w:hAnsi="Times New Roman" w:cs="Times New Roman"/>
-          <w:sz w:val="26"/>
-          <w:szCs w:val="26"/>
-        </w:rPr>
-        <w:t> </w:t>
-      </w:r>
-      <w:r>
-        <w:rPr>
-          <w:rFonts w:ascii="Times New Roman" w:hAnsi="Times New Roman" w:cs="Times New Roman"/>
-          <w:sz w:val="26"/>
-          <w:szCs w:val="26"/>
-        </w:rPr>
-        <w:t>767</w:t>
-      </w:r>
-    </w:p>
-    <w:p>
-      <w:pPr>
-        <w:rPr>
-          <w:rFonts w:ascii="Times New Roman" w:hAnsi="Times New Roman" w:cs="Times New Roman"/>
-          <w:sz w:val="26"/>
-          <w:szCs w:val="26"/>
-        </w:rPr>
-      </w:pPr>
-      <w:r>
-        <w:rPr>
-          <w:rFonts w:ascii="Times New Roman" w:hAnsi="Times New Roman" w:cs="Times New Roman"/>
-          <w:sz w:val="26"/>
-          <w:szCs w:val="26"/>
-          <w:lang w:val="ru-RU"/>
-        </w:rPr>
-        <w:t>Д</w:t>
-      </w:r>
-      <w:r>
-        <w:rPr>
-          <w:rFonts w:ascii="Times New Roman" w:hAnsi="Times New Roman" w:cs="Times New Roman"/>
-          <w:sz w:val="26"/>
-          <w:szCs w:val="26"/>
-        </w:rPr>
-        <w:t>ля 32 бит — от −2 147 483 648 до 2 147 483</w:t>
-      </w:r>
-      <w:r>
-        <w:rPr>
-          <w:rFonts w:ascii="Times New Roman" w:hAnsi="Times New Roman" w:cs="Times New Roman"/>
-          <w:sz w:val="26"/>
-          <w:szCs w:val="26"/>
-        </w:rPr>
-        <w:t> </w:t>
-      </w:r>
-      <w:r>
-        <w:rPr>
-          <w:rFonts w:ascii="Times New Roman" w:hAnsi="Times New Roman" w:cs="Times New Roman"/>
-          <w:sz w:val="26"/>
-          <w:szCs w:val="26"/>
-        </w:rPr>
-        <w:t>647</w:t>
-      </w:r>
-    </w:p>
-    <w:p>
-      <w:pPr>
-        <w:rPr>
-          <w:rFonts w:ascii="Times New Roman" w:hAnsi="Times New Roman" w:cs="Times New Roman"/>
-          <w:b/>
-          <w:bCs/>
-          <w:sz w:val="26"/>
-          <w:szCs w:val="26"/>
-          <w:lang w:val="en-US"/>
-        </w:rPr>
-      </w:pPr>
-      <w:r>
-        <w:rPr>
-          <w:rFonts w:ascii="Times New Roman" w:hAnsi="Times New Roman" w:cs="Times New Roman"/>
-          <w:b/>
-          <w:bCs/>
-          <w:sz w:val="26"/>
-          <w:szCs w:val="26"/>
-          <w:lang w:val="ru-RU"/>
-        </w:rPr>
-        <w:t>2</w:t>
-      </w:r>
-      <w:r>
-        <w:rPr>
-          <w:rFonts w:ascii="Times New Roman" w:hAnsi="Times New Roman" w:cs="Times New Roman"/>
-          <w:b/>
-          <w:bCs/>
-          <w:sz w:val="26"/>
-          <w:szCs w:val="26"/>
-          <w:lang w:val="en-US"/>
-        </w:rPr>
-        <w:t>.2</w:t>
-      </w:r>
-    </w:p>
-    <w:p>
-      <w:pPr>
-        <w:rPr>
-          <w:rFonts w:ascii="Times New Roman" w:hAnsi="Times New Roman" w:cs="Times New Roman"/>
-          <w:b/>
-          <w:bCs/>
-          <w:sz w:val="26"/>
-          <w:szCs w:val="26"/>
-          <w:lang w:val="en-US"/>
-        </w:rPr>
-      </w:pPr>
-      <w:r>
-        <w:rPr>
-          <w:rFonts w:ascii="Times New Roman" w:hAnsi="Times New Roman" w:cs="Times New Roman"/>
-          <w:sz w:val="26"/>
-          <w:szCs w:val="26"/>
-        </w:rPr>
-        <w:t>Результаты выполнения программы:</w:t>
-      </w:r>
-    </w:p>
-    <w:p>
-      <w:pPr>
-        <w:rPr>
-          <w:rFonts w:ascii="Times New Roman" w:hAnsi="Times New Roman" w:cs="Times New Roman"/>
-          <w:sz w:val="26"/>
-          <w:szCs w:val="26"/>
-          <w:lang w:val="en-US"/>
-        </w:rPr>
-      </w:pPr>
-      <w:r>
-        <w:rPr>
-          <w:rFonts w:ascii="Times New Roman" w:hAnsi="Times New Roman" w:cs="Times New Roman"/>
-          <w:sz w:val="26"/>
-          <w:szCs w:val="26"/>
-          <w:lang w:val="en-US"/>
-        </w:rPr>
-        <w:drawing>
-          <wp:inline distT="0" distB="0" distL="0" distR="0" wp14:anchorId="1A317508" wp14:editId="76636428">
-            <wp:extent cx="4305901" cy="647790"/>
-            <wp:effectExtent l="0" t="0" r="0" b="0"/>
-            <wp:docPr id="2" name="Рисунок 2"/>
             <wp:cNvGraphicFramePr>
               <a:graphicFrameLocks xmlns:a="http://schemas.openxmlformats.org/drawingml/2006/main" noChangeAspect="1"/>
             </wp:cNvGraphicFramePr>
@@ -909,7 +549,7 @@
                   <pic:spPr>
                     <a:xfrm>
                       <a:off x="0" y="0"/>
-                      <a:ext cx="4305901" cy="647790"/>
+                      <a:ext cx="4344006" cy="1200318"/>
                     </a:xfrm>
                     <a:prstGeom prst="rect">
                       <a:avLst/>
@@ -926,66 +566,6 @@
       <w:pPr>
         <w:rPr>
           <w:rFonts w:ascii="Times New Roman" w:hAnsi="Times New Roman" w:cs="Times New Roman"/>
-          <w:sz w:val="26"/>
-          <w:szCs w:val="26"/>
-          <w:lang w:val="en-US"/>
-        </w:rPr>
-      </w:pPr>
-      <w:r>
-        <w:rPr>
-          <w:rFonts w:ascii="Times New Roman" w:hAnsi="Times New Roman" w:cs="Times New Roman"/>
-          <w:sz w:val="26"/>
-          <w:szCs w:val="26"/>
-          <w:lang w:val="en-US"/>
-        </w:rPr>
-        <w:t>2.3</w:t>
-      </w:r>
-    </w:p>
-    <w:p>
-      <w:pPr>
-        <w:pStyle w:val="isselectedend"/>
-        <w:rPr>
-          <w:sz w:val="26"/>
-          <w:szCs w:val="26"/>
-        </w:rPr>
-      </w:pPr>
-      <w:r>
-        <w:rPr>
-          <w:sz w:val="26"/>
-          <w:szCs w:val="26"/>
-        </w:rPr>
-        <w:t>При сложении 127 + 1 математически получается 128. Однако диапазон знакового 8-разрядного числа составляет от −128 до 127, поэтому число 128 не помещается в поле. В двоичном виде 128 представляется как 10000000₂, где старший бит равен 1, поэтому результат интерпретируется как отрицательное число. Его значение в дополнительном коде получается как 128 − 256 = −128.</w:t>
-      </w:r>
-    </w:p>
-    <w:p>
-      <w:pPr>
-        <w:pStyle w:val="a3"/>
-        <w:rPr>
-          <w:sz w:val="26"/>
-          <w:szCs w:val="26"/>
-        </w:rPr>
-      </w:pPr>
-      <w:r>
-        <w:rPr>
-          <w:sz w:val="26"/>
-          <w:szCs w:val="26"/>
-        </w:rPr>
-        <w:t>При сложении 100 + 50 математически получается 150. Число 150 также не помещается в знаковое 8-разрядное поле. В двоичном виде 150 = 10010110₂, старший бит равен 1, поэтому число интерпретируется как отрицательное. Его значение получается как 150 − 256 = −106. Таким образом, программа выводит −106.</w:t>
-      </w:r>
-    </w:p>
-    <w:p>
-      <w:pPr>
-        <w:pStyle w:val="a3"/>
-        <w:rPr>
-          <w:sz w:val="26"/>
-          <w:szCs w:val="26"/>
-        </w:rPr>
-      </w:pPr>
-    </w:p>
-    <w:p>
-      <w:pPr>
-        <w:pStyle w:val="a3"/>
-        <w:rPr>
           <w:b/>
           <w:bCs/>
           <w:sz w:val="26"/>
@@ -995,19 +575,20 @@
       </w:pPr>
       <w:r>
         <w:rPr>
+          <w:rFonts w:ascii="Times New Roman" w:hAnsi="Times New Roman" w:cs="Times New Roman"/>
           <w:b/>
           <w:bCs/>
           <w:sz w:val="26"/>
           <w:szCs w:val="26"/>
           <w:lang w:val="ru-RU"/>
         </w:rPr>
-        <w:t>Задание 3</w:t>
-      </w:r>
-    </w:p>
-    <w:p>
-      <w:pPr>
-        <w:pStyle w:val="a3"/>
-        <w:rPr>
+        <w:t>Задание 2</w:t>
+      </w:r>
+    </w:p>
+    <w:p>
+      <w:pPr>
+        <w:rPr>
+          <w:rFonts w:ascii="Times New Roman" w:hAnsi="Times New Roman" w:cs="Times New Roman"/>
           <w:b/>
           <w:bCs/>
           <w:sz w:val="26"/>
@@ -1017,35 +598,298 @@
       </w:pPr>
       <w:r>
         <w:rPr>
+          <w:rFonts w:ascii="Times New Roman" w:hAnsi="Times New Roman" w:cs="Times New Roman"/>
           <w:b/>
           <w:bCs/>
           <w:sz w:val="26"/>
           <w:szCs w:val="26"/>
+          <w:lang w:val="ru-RU"/>
+        </w:rPr>
+        <w:t>2</w:t>
+      </w:r>
+      <w:r>
+        <w:rPr>
+          <w:rFonts w:ascii="Times New Roman" w:hAnsi="Times New Roman" w:cs="Times New Roman"/>
+          <w:b/>
+          <w:bCs/>
+          <w:sz w:val="26"/>
+          <w:szCs w:val="26"/>
           <w:lang w:val="en-US"/>
         </w:rPr>
-        <w:t>3.2</w:t>
-      </w:r>
-    </w:p>
-    <w:p>
-      <w:pPr>
-        <w:pStyle w:val="a3"/>
-        <w:rPr>
+        <w:t>.1</w:t>
+      </w:r>
+    </w:p>
+    <w:p>
+      <w:pPr>
+        <w:rPr>
+          <w:rFonts w:ascii="Times New Roman" w:hAnsi="Times New Roman" w:cs="Times New Roman"/>
+          <w:bCs/>
+          <w:sz w:val="26"/>
+          <w:szCs w:val="26"/>
+        </w:rPr>
+      </w:pPr>
+      <w:r>
+        <w:rPr>
+          <w:rFonts w:ascii="Times New Roman" w:hAnsi="Times New Roman" w:cs="Times New Roman"/>
+          <w:bCs/>
+          <w:sz w:val="26"/>
+          <w:szCs w:val="26"/>
+        </w:rPr>
+        <w:t>−2ⁿ⁻¹ до 2ⁿ⁻¹ − 1</w:t>
+      </w:r>
+    </w:p>
+    <w:p>
+      <w:pPr>
+        <w:rPr>
+          <w:rFonts w:ascii="Times New Roman" w:hAnsi="Times New Roman" w:cs="Times New Roman"/>
+          <w:bCs/>
+          <w:sz w:val="26"/>
+          <w:szCs w:val="26"/>
+        </w:rPr>
+      </w:pPr>
+      <w:r>
+        <w:rPr>
+          <w:rStyle w:val="mord"/>
+          <w:rFonts w:ascii="Times New Roman" w:hAnsi="Times New Roman" w:cs="Times New Roman"/>
+          <w:sz w:val="26"/>
+          <w:szCs w:val="26"/>
+        </w:rPr>
+        <w:t>−2</w:t>
+      </w:r>
+      <w:r>
+        <w:rPr>
+          <w:rStyle w:val="mord"/>
+          <w:rFonts w:ascii="Times New Roman" w:hAnsi="Times New Roman" w:cs="Times New Roman"/>
+          <w:sz w:val="26"/>
+          <w:szCs w:val="26"/>
+          <w:vertAlign w:val="superscript"/>
+        </w:rPr>
+        <w:t>7</w:t>
+      </w:r>
+      <w:r>
+        <w:rPr>
+          <w:rStyle w:val="mrel"/>
+          <w:rFonts w:ascii="Times New Roman" w:hAnsi="Times New Roman" w:cs="Times New Roman"/>
           <w:sz w:val="26"/>
           <w:szCs w:val="26"/>
           <w:lang w:val="ru-RU"/>
         </w:rPr>
-      </w:pPr>
-      <w:r>
-        <w:rPr>
+        <w:t xml:space="preserve"> до </w:t>
+      </w:r>
+      <w:r>
+        <w:rPr>
+          <w:rStyle w:val="mord"/>
+          <w:rFonts w:ascii="Times New Roman" w:hAnsi="Times New Roman" w:cs="Times New Roman"/>
+          <w:sz w:val="26"/>
+          <w:szCs w:val="26"/>
+        </w:rPr>
+        <w:t>2</w:t>
+      </w:r>
+      <w:r>
+        <w:rPr>
+          <w:rStyle w:val="mord"/>
+          <w:rFonts w:ascii="Times New Roman" w:hAnsi="Times New Roman" w:cs="Times New Roman"/>
+          <w:sz w:val="26"/>
+          <w:szCs w:val="26"/>
+          <w:vertAlign w:val="superscript"/>
+        </w:rPr>
+        <w:t>7</w:t>
+      </w:r>
+      <w:r>
+        <w:rPr>
+          <w:rStyle w:val="mbin"/>
+          <w:rFonts w:ascii="Times New Roman" w:hAnsi="Times New Roman" w:cs="Times New Roman"/>
+          <w:sz w:val="26"/>
+          <w:szCs w:val="26"/>
+        </w:rPr>
+        <w:t>−</w:t>
+      </w:r>
+      <w:r>
+        <w:rPr>
+          <w:rStyle w:val="mord"/>
+          <w:rFonts w:ascii="Times New Roman" w:hAnsi="Times New Roman" w:cs="Times New Roman"/>
+          <w:sz w:val="26"/>
+          <w:szCs w:val="26"/>
+        </w:rPr>
+        <w:t>1</w:t>
+      </w:r>
+    </w:p>
+    <w:p>
+      <w:pPr>
+        <w:rPr>
+          <w:rFonts w:ascii="Times New Roman" w:hAnsi="Times New Roman" w:cs="Times New Roman"/>
+          <w:sz w:val="26"/>
+          <w:szCs w:val="26"/>
+        </w:rPr>
+      </w:pPr>
+      <w:r>
+        <w:rPr>
+          <w:rFonts w:ascii="Times New Roman" w:hAnsi="Times New Roman" w:cs="Times New Roman"/>
+          <w:sz w:val="26"/>
+          <w:szCs w:val="26"/>
+        </w:rPr>
+        <w:t>Для 8 бит это от −128 до 127</w:t>
+      </w:r>
+    </w:p>
+    <w:p>
+      <w:pPr>
+        <w:rPr>
+          <w:rFonts w:ascii="Times New Roman" w:hAnsi="Times New Roman" w:cs="Times New Roman"/>
+          <w:sz w:val="26"/>
+          <w:szCs w:val="26"/>
+        </w:rPr>
+      </w:pPr>
+      <w:r>
+        <w:rPr>
+          <w:rFonts w:ascii="Times New Roman" w:hAnsi="Times New Roman" w:cs="Times New Roman"/>
           <w:sz w:val="26"/>
           <w:szCs w:val="26"/>
           <w:lang w:val="ru-RU"/>
         </w:rPr>
+        <w:t>Д</w:t>
+      </w:r>
+      <w:r>
+        <w:rPr>
+          <w:rFonts w:ascii="Times New Roman" w:hAnsi="Times New Roman" w:cs="Times New Roman"/>
+          <w:sz w:val="26"/>
+          <w:szCs w:val="26"/>
+        </w:rPr>
+        <w:t>ля 16 бит — от −32 768 до 32</w:t>
+      </w:r>
+      <w:r>
+        <w:rPr>
+          <w:rFonts w:ascii="Times New Roman" w:hAnsi="Times New Roman" w:cs="Times New Roman"/>
+          <w:sz w:val="26"/>
+          <w:szCs w:val="26"/>
+        </w:rPr>
+        <w:t> </w:t>
+      </w:r>
+      <w:r>
+        <w:rPr>
+          <w:rFonts w:ascii="Times New Roman" w:hAnsi="Times New Roman" w:cs="Times New Roman"/>
+          <w:sz w:val="26"/>
+          <w:szCs w:val="26"/>
+        </w:rPr>
+        <w:t>767</w:t>
+      </w:r>
+    </w:p>
+    <w:p>
+      <w:pPr>
+        <w:rPr>
+          <w:rFonts w:ascii="Times New Roman" w:hAnsi="Times New Roman" w:cs="Times New Roman"/>
+          <w:sz w:val="26"/>
+          <w:szCs w:val="26"/>
+        </w:rPr>
+      </w:pPr>
+      <w:r>
+        <w:rPr>
+          <w:rFonts w:ascii="Times New Roman" w:hAnsi="Times New Roman" w:cs="Times New Roman"/>
+          <w:sz w:val="26"/>
+          <w:szCs w:val="26"/>
+          <w:lang w:val="ru-RU"/>
+        </w:rPr>
+        <w:t>Д</w:t>
+      </w:r>
+      <w:r>
+        <w:rPr>
+          <w:rFonts w:ascii="Times New Roman" w:hAnsi="Times New Roman" w:cs="Times New Roman"/>
+          <w:sz w:val="26"/>
+          <w:szCs w:val="26"/>
+        </w:rPr>
+        <w:t>ля 32 бит — от −2 147 483 648 до 2 147 483</w:t>
+      </w:r>
+      <w:r>
+        <w:rPr>
+          <w:rFonts w:ascii="Times New Roman" w:hAnsi="Times New Roman" w:cs="Times New Roman"/>
+          <w:sz w:val="26"/>
+          <w:szCs w:val="26"/>
+        </w:rPr>
+        <w:t> </w:t>
+      </w:r>
+      <w:r>
+        <w:rPr>
+          <w:rFonts w:ascii="Times New Roman" w:hAnsi="Times New Roman" w:cs="Times New Roman"/>
+          <w:sz w:val="26"/>
+          <w:szCs w:val="26"/>
+        </w:rPr>
+        <w:t>647</w:t>
+      </w:r>
+    </w:p>
+    <w:p>
+      <w:pPr>
+        <w:rPr>
+          <w:rFonts w:ascii="Times New Roman" w:hAnsi="Times New Roman" w:cs="Times New Roman"/>
+          <w:b/>
+          <w:bCs/>
+          <w:sz w:val="26"/>
+          <w:szCs w:val="26"/>
+          <w:lang w:val="en-US"/>
+        </w:rPr>
+      </w:pPr>
+      <w:r>
+        <w:rPr>
+          <w:rFonts w:ascii="Times New Roman" w:hAnsi="Times New Roman" w:cs="Times New Roman"/>
+          <w:b/>
+          <w:bCs/>
+          <w:sz w:val="26"/>
+          <w:szCs w:val="26"/>
+          <w:lang w:val="ru-RU"/>
+        </w:rPr>
+        <w:t>2</w:t>
+      </w:r>
+      <w:r>
+        <w:rPr>
+          <w:rFonts w:ascii="Times New Roman" w:hAnsi="Times New Roman" w:cs="Times New Roman"/>
+          <w:b/>
+          <w:bCs/>
+          <w:sz w:val="26"/>
+          <w:szCs w:val="26"/>
+          <w:lang w:val="en-US"/>
+        </w:rPr>
+        <w:t>.2</w:t>
+      </w:r>
+    </w:p>
+    <w:p>
+      <w:pPr>
+        <w:rPr>
+          <w:rFonts w:ascii="Times New Roman" w:hAnsi="Times New Roman" w:cs="Times New Roman"/>
+          <w:b/>
+          <w:bCs/>
+          <w:sz w:val="26"/>
+          <w:szCs w:val="26"/>
+          <w:lang w:val="en-US"/>
+        </w:rPr>
+      </w:pPr>
+      <w:r>
+        <w:rPr>
+          <w:rFonts w:ascii="Times New Roman" w:hAnsi="Times New Roman" w:cs="Times New Roman"/>
+          <w:sz w:val="26"/>
+          <w:szCs w:val="26"/>
+        </w:rPr>
+        <w:t>Результаты выполнения программы:</w:t>
+      </w:r>
+    </w:p>
+    <w:p>
+      <w:pPr>
+        <w:rPr>
+          <w:rFonts w:ascii="Times New Roman" w:hAnsi="Times New Roman" w:cs="Times New Roman"/>
+          <w:sz w:val="26"/>
+          <w:szCs w:val="26"/>
+          <w:lang w:val="en-US"/>
+        </w:rPr>
+      </w:pPr>
+      <w:r>
+        <w:rPr>
+          <w:rFonts w:ascii="Times New Roman" w:hAnsi="Times New Roman" w:cs="Times New Roman"/>
+          <w:sz w:val="26"/>
+          <w:szCs w:val="26"/>
+          <w:lang w:val="en-US"/>
+        </w:rPr>
         <w:drawing>
-          <wp:inline distT="0" distB="0" distL="0" distR="0" wp14:anchorId="1331A2A8" wp14:editId="7239B09E">
-            <wp:extent cx="4629796" cy="714475"/>
-            <wp:effectExtent l="0" t="0" r="0" b="9525"/>
-            <wp:docPr id="3" name="Рисунок 3"/>
+          <wp:inline distT="0" distB="0" distL="0" distR="0" wp14:anchorId="1A317508" wp14:editId="76636428">
+            <wp:extent cx="4305901" cy="647790"/>
+            <wp:effectExtent l="0" t="0" r="0" b="0"/>
+            <wp:docPr id="2" name="Рисунок 2"/>
             <wp:cNvGraphicFramePr>
               <a:graphicFrameLocks xmlns:a="http://schemas.openxmlformats.org/drawingml/2006/main" noChangeAspect="1"/>
             </wp:cNvGraphicFramePr>
@@ -1065,7 +909,7 @@
                   <pic:spPr>
                     <a:xfrm>
                       <a:off x="0" y="0"/>
-                      <a:ext cx="4629796" cy="714475"/>
+                      <a:ext cx="4305901" cy="647790"/>
                     </a:xfrm>
                     <a:prstGeom prst="rect">
                       <a:avLst/>
@@ -1080,13 +924,73 @@
     </w:p>
     <w:p>
       <w:pPr>
+        <w:rPr>
+          <w:rFonts w:ascii="Times New Roman" w:hAnsi="Times New Roman" w:cs="Times New Roman"/>
+          <w:sz w:val="26"/>
+          <w:szCs w:val="26"/>
+          <w:lang w:val="en-US"/>
+        </w:rPr>
+      </w:pPr>
+      <w:r>
+        <w:rPr>
+          <w:rFonts w:ascii="Times New Roman" w:hAnsi="Times New Roman" w:cs="Times New Roman"/>
+          <w:sz w:val="26"/>
+          <w:szCs w:val="26"/>
+          <w:lang w:val="en-US"/>
+        </w:rPr>
+        <w:t>2.3</w:t>
+      </w:r>
+    </w:p>
+    <w:p>
+      <w:pPr>
+        <w:pStyle w:val="isselectedend"/>
+        <w:rPr>
+          <w:sz w:val="26"/>
+          <w:szCs w:val="26"/>
+        </w:rPr>
+      </w:pPr>
+      <w:r>
+        <w:rPr>
+          <w:sz w:val="26"/>
+          <w:szCs w:val="26"/>
+        </w:rPr>
+        <w:t>При сложении 127 + 1 математически получается 128. Однако диапазон знакового 8-разрядного числа составляет от −128 до 127, поэтому число 128 не помещается в поле. В двоичном виде 128 представляется как 10000000₂, где старший бит равен 1, поэтому результат интерпретируется как отрицательное число. Его значение в дополнительном коде получается как 128 − 256 = −128.</w:t>
+      </w:r>
+    </w:p>
+    <w:p>
+      <w:pPr>
+        <w:pStyle w:val="a3"/>
+        <w:rPr>
+          <w:sz w:val="26"/>
+          <w:szCs w:val="26"/>
+        </w:rPr>
+      </w:pPr>
+      <w:r>
+        <w:rPr>
+          <w:sz w:val="26"/>
+          <w:szCs w:val="26"/>
+        </w:rPr>
+        <w:t>При сложении 100 + 50 математически получается 150. Число 150 также не помещается в знаковое 8-разрядное поле. В двоичном виде 150 = 10010110₂, старший бит равен 1, поэтому число интерпретируется как отрицательное. Его значение получается как 150 − 256 = −106. Таким образом, программа выводит −106.</w:t>
+      </w:r>
+    </w:p>
+    <w:p>
+      <w:pPr>
+        <w:pStyle w:val="a3"/>
+        <w:rPr>
+          <w:sz w:val="26"/>
+          <w:szCs w:val="26"/>
+        </w:rPr>
+      </w:pPr>
+    </w:p>
+    <w:p>
+      <w:pPr>
         <w:pStyle w:val="a3"/>
         <w:rPr>
           <w:b/>
           <w:bCs/>
           <w:sz w:val="26"/>
           <w:szCs w:val="26"/>
-          <w:lang w:val="en-US"/>
+          <w:lang w:val="ru-RU"/>
         </w:rPr>
       </w:pPr>
       <w:r>
@@ -1095,232 +999,9 @@
           <w:bCs/>
           <w:sz w:val="26"/>
           <w:szCs w:val="26"/>
-          <w:lang w:val="en-US"/>
-        </w:rPr>
-        <w:t>3.3</w:t>
-      </w:r>
-    </w:p>
-    <w:p>
-      <w:pPr>
-        <w:pStyle w:val="isselectedend"/>
-        <w:rPr>
-          <w:sz w:val="26"/>
-          <w:szCs w:val="26"/>
-        </w:rPr>
-      </w:pPr>
-      <w:r>
-        <w:rPr>
-          <w:sz w:val="26"/>
-          <w:szCs w:val="26"/>
-        </w:rPr>
-        <w:t xml:space="preserve">Исходное число </w:t>
-      </w:r>
-      <w:r>
-        <w:rPr>
-          <w:rStyle w:val="HTML"/>
-          <w:rFonts w:ascii="Times New Roman" w:hAnsi="Times New Roman" w:cs="Times New Roman"/>
-          <w:sz w:val="26"/>
-          <w:szCs w:val="26"/>
-        </w:rPr>
-        <w:t>0x1234ABCD</w:t>
-      </w:r>
-      <w:r>
-        <w:rPr>
-          <w:sz w:val="26"/>
-          <w:szCs w:val="26"/>
-        </w:rPr>
-        <w:t xml:space="preserve"> является положительным. При усечении до 16 бит отбрасываются старшие 16 бит </w:t>
-      </w:r>
-      <w:r>
-        <w:rPr>
-          <w:rStyle w:val="HTML"/>
-          <w:rFonts w:ascii="Times New Roman" w:hAnsi="Times New Roman" w:cs="Times New Roman"/>
-          <w:sz w:val="26"/>
-          <w:szCs w:val="26"/>
-        </w:rPr>
-        <w:t>0x1234</w:t>
-      </w:r>
-      <w:r>
-        <w:rPr>
-          <w:sz w:val="26"/>
-          <w:szCs w:val="26"/>
-        </w:rPr>
-        <w:t xml:space="preserve">, и остаётся </w:t>
-      </w:r>
-      <w:r>
-        <w:rPr>
-          <w:rStyle w:val="HTML"/>
-          <w:rFonts w:ascii="Times New Roman" w:hAnsi="Times New Roman" w:cs="Times New Roman"/>
-          <w:sz w:val="26"/>
-          <w:szCs w:val="26"/>
-        </w:rPr>
-        <w:t>0xABCD</w:t>
-      </w:r>
-      <w:r>
-        <w:rPr>
-          <w:sz w:val="26"/>
-          <w:szCs w:val="26"/>
-        </w:rPr>
-        <w:t xml:space="preserve">, то есть в двоичном виде </w:t>
-      </w:r>
-      <w:r>
-        <w:rPr>
-          <w:rStyle w:val="HTML"/>
-          <w:rFonts w:ascii="Times New Roman" w:hAnsi="Times New Roman" w:cs="Times New Roman"/>
-          <w:sz w:val="26"/>
-          <w:szCs w:val="26"/>
-        </w:rPr>
-        <w:t>1010 1011 1100 1101</w:t>
-      </w:r>
-      <w:r>
-        <w:rPr>
-          <w:sz w:val="26"/>
-          <w:szCs w:val="26"/>
-        </w:rPr>
-        <w:t xml:space="preserve">. Старший бит оставшегося 16-разрядного числа равен </w:t>
-      </w:r>
-      <w:r>
-        <w:rPr>
-          <w:rStyle w:val="HTML"/>
-          <w:rFonts w:ascii="Times New Roman" w:hAnsi="Times New Roman" w:cs="Times New Roman"/>
-          <w:sz w:val="26"/>
-          <w:szCs w:val="26"/>
-        </w:rPr>
-        <w:t>1</w:t>
-      </w:r>
-      <w:r>
-        <w:rPr>
-          <w:sz w:val="26"/>
-          <w:szCs w:val="26"/>
-        </w:rPr>
-        <w:t xml:space="preserve">, поэтому при интерпретации как знакового числа оно считается отрицательным и имеет значение </w:t>
-      </w:r>
-      <w:r>
-        <w:rPr>
-          <w:rStyle w:val="HTML"/>
-          <w:rFonts w:ascii="Times New Roman" w:hAnsi="Times New Roman" w:cs="Times New Roman"/>
-          <w:sz w:val="26"/>
-          <w:szCs w:val="26"/>
-        </w:rPr>
-        <w:t>-21555</w:t>
-      </w:r>
-      <w:r>
-        <w:rPr>
-          <w:sz w:val="26"/>
-          <w:szCs w:val="26"/>
-        </w:rPr>
-        <w:t>.</w:t>
-      </w:r>
-    </w:p>
-    <w:p>
-      <w:pPr>
-        <w:pStyle w:val="isselectedend"/>
-        <w:rPr>
-          <w:sz w:val="26"/>
-          <w:szCs w:val="26"/>
-        </w:rPr>
-      </w:pPr>
-      <w:r>
-        <w:rPr>
-          <w:sz w:val="26"/>
-          <w:szCs w:val="26"/>
-        </w:rPr>
-        <w:t xml:space="preserve">При усечении до 8 бит остаётся только </w:t>
-      </w:r>
-      <w:r>
-        <w:rPr>
-          <w:rStyle w:val="HTML"/>
-          <w:rFonts w:ascii="Times New Roman" w:hAnsi="Times New Roman" w:cs="Times New Roman"/>
-          <w:sz w:val="26"/>
-          <w:szCs w:val="26"/>
-        </w:rPr>
-        <w:t>0xCD</w:t>
-      </w:r>
-      <w:r>
-        <w:rPr>
-          <w:sz w:val="26"/>
-          <w:szCs w:val="26"/>
-        </w:rPr>
-        <w:t xml:space="preserve">, то есть </w:t>
-      </w:r>
-      <w:r>
-        <w:rPr>
-          <w:rStyle w:val="HTML"/>
-          <w:rFonts w:ascii="Times New Roman" w:hAnsi="Times New Roman" w:cs="Times New Roman"/>
-          <w:sz w:val="26"/>
-          <w:szCs w:val="26"/>
-        </w:rPr>
-        <w:t>1100 1101</w:t>
-      </w:r>
-      <w:r>
-        <w:rPr>
-          <w:sz w:val="26"/>
-          <w:szCs w:val="26"/>
-        </w:rPr>
-        <w:t xml:space="preserve">. Его старший бит также равен </w:t>
-      </w:r>
-      <w:r>
-        <w:rPr>
-          <w:rStyle w:val="HTML"/>
-          <w:rFonts w:ascii="Times New Roman" w:hAnsi="Times New Roman" w:cs="Times New Roman"/>
-          <w:sz w:val="26"/>
-          <w:szCs w:val="26"/>
-        </w:rPr>
-        <w:t>1</w:t>
-      </w:r>
-      <w:r>
-        <w:rPr>
-          <w:sz w:val="26"/>
-          <w:szCs w:val="26"/>
-        </w:rPr>
-        <w:t xml:space="preserve">, поэтому это число также интерпретируется как отрицательное. Однако количество бит стало меньше, поэтому значение получается другим: </w:t>
-      </w:r>
-      <w:r>
-        <w:rPr>
-          <w:rStyle w:val="HTML"/>
-          <w:rFonts w:ascii="Times New Roman" w:hAnsi="Times New Roman" w:cs="Times New Roman"/>
-          <w:sz w:val="26"/>
-          <w:szCs w:val="26"/>
-        </w:rPr>
-        <w:t>205 - 256 = -51</w:t>
-      </w:r>
-      <w:r>
-        <w:rPr>
-          <w:sz w:val="26"/>
-          <w:szCs w:val="26"/>
-        </w:rPr>
-        <w:t>.</w:t>
-      </w:r>
-    </w:p>
-    <w:p>
-      <w:pPr>
-        <w:pStyle w:val="a3"/>
-        <w:rPr>
-          <w:sz w:val="26"/>
-          <w:szCs w:val="26"/>
-        </w:rPr>
-      </w:pPr>
-      <w:r>
-        <w:rPr>
-          <w:sz w:val="26"/>
-          <w:szCs w:val="26"/>
-        </w:rPr>
-        <w:t xml:space="preserve">Таким образом, отрицательность результата определяется не исходным знаком числа, а значением старшего бита </w:t>
-      </w:r>
-      <w:r>
-        <w:rPr>
-          <w:rStyle w:val="a4"/>
-          <w:sz w:val="26"/>
-          <w:szCs w:val="26"/>
-        </w:rPr>
-        <w:t>после усечения</w:t>
-      </w:r>
-      <w:r>
-        <w:rPr>
-          <w:sz w:val="26"/>
-          <w:szCs w:val="26"/>
-        </w:rPr>
-        <w:t>.</w:t>
+          <w:lang w:val="ru-RU"/>
+        </w:rPr>
+        <w:t>Задание 3</w:t>
       </w:r>
     </w:p>
     <w:p>
@@ -1331,7 +1012,7 @@
           <w:bCs/>
           <w:sz w:val="26"/>
           <w:szCs w:val="26"/>
-          <w:lang w:val="ru-RU"/>
+          <w:lang w:val="en-US"/>
         </w:rPr>
       </w:pPr>
       <w:r>
@@ -1340,53 +1021,31 @@
           <w:bCs/>
           <w:sz w:val="26"/>
           <w:szCs w:val="26"/>
+          <w:lang w:val="en-US"/>
+        </w:rPr>
+        <w:t>3.2</w:t>
+      </w:r>
+    </w:p>
+    <w:p>
+      <w:pPr>
+        <w:pStyle w:val="a3"/>
+        <w:rPr>
+          <w:sz w:val="26"/>
+          <w:szCs w:val="26"/>
           <w:lang w:val="ru-RU"/>
         </w:rPr>
-        <w:t>Задание 4</w:t>
-      </w:r>
-    </w:p>
-    <w:p>
-      <w:pPr>
-        <w:pStyle w:val="a3"/>
-        <w:rPr>
-          <w:b/>
-          <w:bCs/>
-          <w:sz w:val="26"/>
-          <w:szCs w:val="26"/>
-          <w:lang w:val="en-US"/>
-        </w:rPr>
-      </w:pPr>
-      <w:r>
-        <w:rPr>
-          <w:b/>
-          <w:bCs/>
-          <w:sz w:val="26"/>
-          <w:szCs w:val="26"/>
-          <w:lang w:val="en-US"/>
-        </w:rPr>
-        <w:t>4.2</w:t>
-      </w:r>
-    </w:p>
-    <w:p>
-      <w:pPr>
-        <w:pStyle w:val="a3"/>
-        <w:rPr>
-          <w:sz w:val="26"/>
-          <w:szCs w:val="26"/>
-          <w:lang w:val="en-US"/>
-        </w:rPr>
-      </w:pPr>
-      <w:r>
-        <w:rPr>
-          <w:sz w:val="26"/>
-          <w:szCs w:val="26"/>
-          <w:lang w:val="en-US"/>
+      </w:pPr>
+      <w:r>
+        <w:rPr>
+          <w:sz w:val="26"/>
+          <w:szCs w:val="26"/>
+          <w:lang w:val="ru-RU"/>
         </w:rPr>
         <w:drawing>
-          <wp:inline distT="0" distB="0" distL="0" distR="0" wp14:anchorId="384B4E50" wp14:editId="3C081201">
-            <wp:extent cx="4658375" cy="419158"/>
-            <wp:effectExtent l="0" t="0" r="8890" b="0"/>
-            <wp:docPr id="4" name="Рисунок 4"/>
+          <wp:inline distT="0" distB="0" distL="0" distR="0" wp14:anchorId="1331A2A8" wp14:editId="7239B09E">
+            <wp:extent cx="4629796" cy="714475"/>
+            <wp:effectExtent l="0" t="0" r="0" b="9525"/>
+            <wp:docPr id="3" name="Рисунок 3"/>
             <wp:cNvGraphicFramePr>
               <a:graphicFrameLocks xmlns:a="http://schemas.openxmlformats.org/drawingml/2006/main" noChangeAspect="1"/>
             </wp:cNvGraphicFramePr>
@@ -1406,7 +1065,7 @@
                   <pic:spPr>
                     <a:xfrm>
                       <a:off x="0" y="0"/>
-                      <a:ext cx="4658375" cy="419158"/>
+                      <a:ext cx="4629796" cy="714475"/>
                     </a:xfrm>
                     <a:prstGeom prst="rect">
                       <a:avLst/>
@@ -1423,6 +1082,253 @@
       <w:pPr>
         <w:pStyle w:val="a3"/>
         <w:rPr>
+          <w:b/>
+          <w:bCs/>
+          <w:sz w:val="26"/>
+          <w:szCs w:val="26"/>
+          <w:lang w:val="en-US"/>
+        </w:rPr>
+      </w:pPr>
+      <w:r>
+        <w:rPr>
+          <w:b/>
+          <w:bCs/>
+          <w:sz w:val="26"/>
+          <w:szCs w:val="26"/>
+          <w:lang w:val="en-US"/>
+        </w:rPr>
+        <w:t>3.3</w:t>
+      </w:r>
+    </w:p>
+    <w:p>
+      <w:pPr>
+        <w:pStyle w:val="isselectedend"/>
+        <w:rPr>
+          <w:sz w:val="26"/>
+          <w:szCs w:val="26"/>
+        </w:rPr>
+      </w:pPr>
+      <w:r>
+        <w:rPr>
+          <w:sz w:val="26"/>
+          <w:szCs w:val="26"/>
+        </w:rPr>
+        <w:t xml:space="preserve">Исходное число </w:t>
+      </w:r>
+      <w:r>
+        <w:rPr>
+          <w:rStyle w:val="HTML"/>
+          <w:rFonts w:ascii="Times New Roman" w:hAnsi="Times New Roman" w:cs="Times New Roman"/>
+          <w:sz w:val="26"/>
+          <w:szCs w:val="26"/>
+        </w:rPr>
+        <w:t>0x1234ABCD</w:t>
+      </w:r>
+      <w:r>
+        <w:rPr>
+          <w:sz w:val="26"/>
+          <w:szCs w:val="26"/>
+        </w:rPr>
+        <w:t xml:space="preserve"> является положительным. При усечении до 16 бит отбрасываются старшие 16 бит </w:t>
+      </w:r>
+      <w:r>
+        <w:rPr>
+          <w:rStyle w:val="HTML"/>
+          <w:rFonts w:ascii="Times New Roman" w:hAnsi="Times New Roman" w:cs="Times New Roman"/>
+          <w:sz w:val="26"/>
+          <w:szCs w:val="26"/>
+        </w:rPr>
+        <w:t>0x1234</w:t>
+      </w:r>
+      <w:r>
+        <w:rPr>
+          <w:sz w:val="26"/>
+          <w:szCs w:val="26"/>
+        </w:rPr>
+        <w:t xml:space="preserve">, и остаётся </w:t>
+      </w:r>
+      <w:r>
+        <w:rPr>
+          <w:rStyle w:val="HTML"/>
+          <w:rFonts w:ascii="Times New Roman" w:hAnsi="Times New Roman" w:cs="Times New Roman"/>
+          <w:sz w:val="26"/>
+          <w:szCs w:val="26"/>
+        </w:rPr>
+        <w:t>0xABCD</w:t>
+      </w:r>
+      <w:r>
+        <w:rPr>
+          <w:sz w:val="26"/>
+          <w:szCs w:val="26"/>
+        </w:rPr>
+        <w:t xml:space="preserve">, то есть в двоичном виде </w:t>
+      </w:r>
+      <w:r>
+        <w:rPr>
+          <w:rStyle w:val="HTML"/>
+          <w:rFonts w:ascii="Times New Roman" w:hAnsi="Times New Roman" w:cs="Times New Roman"/>
+          <w:sz w:val="26"/>
+          <w:szCs w:val="26"/>
+        </w:rPr>
+        <w:t>1010 1011 1100 1101</w:t>
+      </w:r>
+      <w:r>
+        <w:rPr>
+          <w:sz w:val="26"/>
+          <w:szCs w:val="26"/>
+        </w:rPr>
+        <w:t xml:space="preserve">. Старший бит оставшегося 16-разрядного числа равен </w:t>
+      </w:r>
+      <w:r>
+        <w:rPr>
+          <w:rStyle w:val="HTML"/>
+          <w:rFonts w:ascii="Times New Roman" w:hAnsi="Times New Roman" w:cs="Times New Roman"/>
+          <w:sz w:val="26"/>
+          <w:szCs w:val="26"/>
+        </w:rPr>
+        <w:t>1</w:t>
+      </w:r>
+      <w:r>
+        <w:rPr>
+          <w:sz w:val="26"/>
+          <w:szCs w:val="26"/>
+        </w:rPr>
+        <w:t xml:space="preserve">, поэтому при интерпретации как знакового числа оно считается отрицательным и имеет значение </w:t>
+      </w:r>
+      <w:r>
+        <w:rPr>
+          <w:rStyle w:val="HTML"/>
+          <w:rFonts w:ascii="Times New Roman" w:hAnsi="Times New Roman" w:cs="Times New Roman"/>
+          <w:sz w:val="26"/>
+          <w:szCs w:val="26"/>
+        </w:rPr>
+        <w:t>-21555</w:t>
+      </w:r>
+      <w:r>
+        <w:rPr>
+          <w:sz w:val="26"/>
+          <w:szCs w:val="26"/>
+        </w:rPr>
+        <w:t>.</w:t>
+      </w:r>
+    </w:p>
+    <w:p>
+      <w:pPr>
+        <w:pStyle w:val="isselectedend"/>
+        <w:rPr>
+          <w:sz w:val="26"/>
+          <w:szCs w:val="26"/>
+        </w:rPr>
+      </w:pPr>
+      <w:r>
+        <w:rPr>
+          <w:sz w:val="26"/>
+          <w:szCs w:val="26"/>
+        </w:rPr>
+        <w:t xml:space="preserve">При усечении до 8 бит остаётся только </w:t>
+      </w:r>
+      <w:r>
+        <w:rPr>
+          <w:rStyle w:val="HTML"/>
+          <w:rFonts w:ascii="Times New Roman" w:hAnsi="Times New Roman" w:cs="Times New Roman"/>
+          <w:sz w:val="26"/>
+          <w:szCs w:val="26"/>
+        </w:rPr>
+        <w:t>0xCD</w:t>
+      </w:r>
+      <w:r>
+        <w:rPr>
+          <w:sz w:val="26"/>
+          <w:szCs w:val="26"/>
+        </w:rPr>
+        <w:t xml:space="preserve">, то есть </w:t>
+      </w:r>
+      <w:r>
+        <w:rPr>
+          <w:rStyle w:val="HTML"/>
+          <w:rFonts w:ascii="Times New Roman" w:hAnsi="Times New Roman" w:cs="Times New Roman"/>
+          <w:sz w:val="26"/>
+          <w:szCs w:val="26"/>
+        </w:rPr>
+        <w:t>1100 1101</w:t>
+      </w:r>
+      <w:r>
+        <w:rPr>
+          <w:sz w:val="26"/>
+          <w:szCs w:val="26"/>
+        </w:rPr>
+        <w:t xml:space="preserve">. Его старший бит также равен </w:t>
+      </w:r>
+      <w:r>
+        <w:rPr>
+          <w:rStyle w:val="HTML"/>
+          <w:rFonts w:ascii="Times New Roman" w:hAnsi="Times New Roman" w:cs="Times New Roman"/>
+          <w:sz w:val="26"/>
+          <w:szCs w:val="26"/>
+        </w:rPr>
+        <w:t>1</w:t>
+      </w:r>
+      <w:r>
+        <w:rPr>
+          <w:sz w:val="26"/>
+          <w:szCs w:val="26"/>
+        </w:rPr>
+        <w:t xml:space="preserve">, поэтому это число также интерпретируется как отрицательное. Однако количество бит стало меньше, поэтому значение получается другим: </w:t>
+      </w:r>
+      <w:r>
+        <w:rPr>
+          <w:rStyle w:val="HTML"/>
+          <w:rFonts w:ascii="Times New Roman" w:hAnsi="Times New Roman" w:cs="Times New Roman"/>
+          <w:sz w:val="26"/>
+          <w:szCs w:val="26"/>
+        </w:rPr>
+        <w:t>205 - 256 = -51</w:t>
+      </w:r>
+      <w:r>
+        <w:rPr>
+          <w:sz w:val="26"/>
+          <w:szCs w:val="26"/>
+        </w:rPr>
+        <w:t>.</w:t>
+      </w:r>
+    </w:p>
+    <w:p>
+      <w:pPr>
+        <w:pStyle w:val="a3"/>
+        <w:rPr>
+          <w:sz w:val="26"/>
+          <w:szCs w:val="26"/>
+        </w:rPr>
+      </w:pPr>
+      <w:r>
+        <w:rPr>
+          <w:sz w:val="26"/>
+          <w:szCs w:val="26"/>
+        </w:rPr>
+        <w:t xml:space="preserve">Таким образом, отрицательность результата определяется не исходным знаком числа, а значением старшего бита </w:t>
+      </w:r>
+      <w:r>
+        <w:rPr>
+          <w:rStyle w:val="a4"/>
+          <w:sz w:val="26"/>
+          <w:szCs w:val="26"/>
+        </w:rPr>
+        <w:t>после усечения</w:t>
+      </w:r>
+      <w:r>
+        <w:rPr>
+          <w:sz w:val="26"/>
+          <w:szCs w:val="26"/>
+        </w:rPr>
+        <w:t>.</w:t>
+      </w:r>
+    </w:p>
+    <w:p>
+      <w:pPr>
+        <w:pStyle w:val="a3"/>
+        <w:rPr>
+          <w:b/>
+          <w:bCs/>
           <w:sz w:val="26"/>
           <w:szCs w:val="26"/>
           <w:lang w:val="ru-RU"/>
@@ -1430,15 +1336,57 @@
       </w:pPr>
       <w:r>
         <w:rPr>
+          <w:b/>
+          <w:bCs/>
+          <w:sz w:val="26"/>
+          <w:szCs w:val="26"/>
+          <w:lang w:val="ru-RU"/>
+        </w:rPr>
+        <w:t>Задание 4</w:t>
+      </w:r>
+    </w:p>
+    <w:p>
+      <w:pPr>
+        <w:pStyle w:val="a3"/>
+        <w:rPr>
+          <w:b/>
+          <w:bCs/>
           <w:sz w:val="26"/>
           <w:szCs w:val="26"/>
           <w:lang w:val="en-US"/>
         </w:rPr>
+      </w:pPr>
+      <w:r>
+        <w:rPr>
+          <w:b/>
+          <w:bCs/>
+          <w:sz w:val="26"/>
+          <w:szCs w:val="26"/>
+          <w:lang w:val="en-US"/>
+        </w:rPr>
+        <w:t>4.2</w:t>
+      </w:r>
+    </w:p>
+    <w:p>
+      <w:pPr>
+        <w:pStyle w:val="a3"/>
+        <w:rPr>
+          <w:sz w:val="26"/>
+          <w:szCs w:val="26"/>
+          <w:lang w:val="en-US"/>
+        </w:rPr>
+      </w:pPr>
+      <w:r>
+        <w:rPr>
+          <w:sz w:val="26"/>
+          <w:szCs w:val="26"/>
+          <w:lang w:val="en-US"/>
+        </w:rPr>
         <w:drawing>
-          <wp:inline distT="0" distB="0" distL="0" distR="0" wp14:anchorId="1688D3D1" wp14:editId="2DF376DE">
-            <wp:extent cx="5940425" cy="809625"/>
-            <wp:effectExtent l="0" t="0" r="3175" b="9525"/>
-            <wp:docPr id="5" name="Рисунок 5"/>
+          <wp:inline distT="0" distB="0" distL="0" distR="0" wp14:anchorId="384B4E50" wp14:editId="3C081201">
+            <wp:extent cx="4658375" cy="419158"/>
+            <wp:effectExtent l="0" t="0" r="8890" b="0"/>
+            <wp:docPr id="4" name="Рисунок 4"/>
             <wp:cNvGraphicFramePr>
               <a:graphicFrameLocks xmlns:a="http://schemas.openxmlformats.org/drawingml/2006/main" noChangeAspect="1"/>
             </wp:cNvGraphicFramePr>
@@ -1458,6 +1406,58 @@
                   <pic:spPr>
                     <a:xfrm>
                       <a:off x="0" y="0"/>
+                      <a:ext cx="4658375" cy="419158"/>
+                    </a:xfrm>
+                    <a:prstGeom prst="rect">
+                      <a:avLst/>
+                    </a:prstGeom>
+                  </pic:spPr>
+                </pic:pic>
+              </a:graphicData>
+            </a:graphic>
+          </wp:inline>
+        </w:drawing>
+      </w:r>
+    </w:p>
+    <w:p>
+      <w:pPr>
+        <w:pStyle w:val="a3"/>
+        <w:rPr>
+          <w:sz w:val="26"/>
+          <w:szCs w:val="26"/>
+          <w:lang w:val="ru-RU"/>
+        </w:rPr>
+      </w:pPr>
+      <w:r>
+        <w:rPr>
+          <w:sz w:val="26"/>
+          <w:szCs w:val="26"/>
+          <w:lang w:val="en-US"/>
+        </w:rPr>
+        <w:drawing>
+          <wp:inline distT="0" distB="0" distL="0" distR="0" wp14:anchorId="1688D3D1" wp14:editId="2DF376DE">
+            <wp:extent cx="5940425" cy="809625"/>
+            <wp:effectExtent l="0" t="0" r="3175" b="9525"/>
+            <wp:docPr id="5" name="Рисунок 5"/>
+            <wp:cNvGraphicFramePr>
+              <a:graphicFrameLocks xmlns:a="http://schemas.openxmlformats.org/drawingml/2006/main" noChangeAspect="1"/>
+            </wp:cNvGraphicFramePr>
+            <a:graphic xmlns:a="http://schemas.openxmlformats.org/drawingml/2006/main">
+              <a:graphicData uri="http://schemas.openxmlformats.org/drawingml/2006/picture">
+                <pic:pic xmlns:pic="http://schemas.openxmlformats.org/drawingml/2006/picture">
+                  <pic:nvPicPr>
+                    <pic:cNvPr id="1" name=""/>
+                    <pic:cNvPicPr/>
+                  </pic:nvPicPr>
+                  <pic:blipFill>
+                    <a:blip r:embed="rId9"/>
+                    <a:stretch>
+                      <a:fillRect/>
+                    </a:stretch>
+                  </pic:blipFill>
+                  <pic:spPr>
+                    <a:xfrm>
+                      <a:off x="0" y="0"/>
                       <a:ext cx="5940425" cy="809625"/>
                     </a:xfrm>
                     <a:prstGeom prst="rect">
@@ -3105,7 +3105,7 @@
                     <pic:cNvPicPr/>
                   </pic:nvPicPr>
                   <pic:blipFill>
-                    <a:blip r:embed="rId9"/>
+                    <a:blip r:embed="rId10"/>
                     <a:stretch>
                       <a:fillRect/>
                     </a:stretch>
@@ -3609,7 +3609,7 @@
                     <pic:cNvPicPr/>
                   </pic:nvPicPr>
                   <pic:blipFill>
-                    <a:blip r:embed="rId10"/>
+                    <a:blip r:embed="rId11"/>
                     <a:stretch>
                       <a:fillRect/>
                     </a:stretch>
@@ -3688,6 +3688,111 @@
     </w:p>
     <w:p>
       <w:pPr>
+        <w:spacing w:before="220" w:after="120"/>
+        <w:rPr>
+          <w:rFonts w:ascii="Times New Roman" w:hAnsi="Times New Roman" w:cs="Times New Roman"/>
+          <w:sz w:val="26"/>
+          <w:szCs w:val="26"/>
+          <w:lang w:val="en-US"/>
+        </w:rPr>
+      </w:pPr>
+      <w:r>
+        <w:rPr>
+          <w:rFonts w:ascii="Times New Roman" w:hAnsi="Times New Roman" w:cs="Times New Roman"/>
+          <w:b/>
+          <w:sz w:val="26"/>
+          <w:szCs w:val="26"/>
+        </w:rPr>
+        <w:t>Контрольные вопросы к защите</w:t>
+      </w:r>
+      <w:r>
+        <w:rPr>
+          <w:rFonts w:ascii="Times New Roman" w:hAnsi="Times New Roman" w:cs="Times New Roman"/>
+          <w:b/>
+          <w:sz w:val="26"/>
+          <w:szCs w:val="26"/>
+          <w:lang w:val="en-US"/>
+        </w:rPr>
+        <w:t>:</w:t>
+      </w:r>
+    </w:p>
+    <w:p>
+      <w:pPr>
+        <w:pStyle w:val="a3"/>
+        <w:numPr>
+          <w:ilvl w:val="0"/>
+          <w:numId w:val="1"/>
+        </w:numPr>
+        <w:rPr>
+          <w:sz w:val="26"/>
+          <w:szCs w:val="26"/>
+        </w:rPr>
+      </w:pPr>
+      <w:r>
+        <w:rPr>
+          <w:rStyle w:val="a4"/>
+          <w:sz w:val="26"/>
+          <w:szCs w:val="26"/>
+        </w:rPr>
+        <w:t>Дополнительный код</w:t>
+      </w:r>
+      <w:r>
+        <w:rPr>
+          <w:sz w:val="26"/>
+          <w:szCs w:val="26"/>
+        </w:rPr>
+        <w:t xml:space="preserve"> — это способ представления отрицательных целых чисел в двоичной системе. Чтобы получить дополнительный код отрицательного числа в поле из </w:t>
+      </w:r>
+      <w:r>
+        <w:rPr>
+          <w:rStyle w:val="HTML"/>
+          <w:rFonts w:ascii="Times New Roman" w:hAnsi="Times New Roman" w:cs="Times New Roman"/>
+          <w:sz w:val="26"/>
+          <w:szCs w:val="26"/>
+        </w:rPr>
+        <w:t>n</w:t>
+      </w:r>
+      <w:r>
+        <w:rPr>
+          <w:sz w:val="26"/>
+          <w:szCs w:val="26"/>
+        </w:rPr>
+        <w:t xml:space="preserve"> бит, к числу прибавляют</w:t>
+      </w:r>
+      <w:r>
+        <w:rPr>
+          <w:rStyle w:val="katex"/>
+          <w:sz w:val="26"/>
+          <w:szCs w:val="26"/>
+          <w:lang w:val="ru-RU"/>
+        </w:rPr>
+        <w:t xml:space="preserve"> 2</w:t>
+      </w:r>
+      <w:r>
+        <w:rPr>
+          <w:rStyle w:val="katex"/>
+          <w:sz w:val="26"/>
+          <w:szCs w:val="26"/>
+          <w:vertAlign w:val="superscript"/>
+          <w:lang w:val="en-US"/>
+        </w:rPr>
+        <w:t>n</w:t>
+      </w:r>
+      <w:r>
+        <w:rPr>
+          <w:sz w:val="26"/>
+          <w:szCs w:val="26"/>
+        </w:rPr>
+        <w:t>, а затем записывают результат в двоичном виде.</w:t>
+      </w:r>
+    </w:p>
+    <w:p>
+      <w:pPr>
+        <w:pStyle w:val="a5"/>
+        <w:numPr>
+          <w:ilvl w:val="0"/>
+          <w:numId w:val="1"/>
+        </w:numPr>
         <w:spacing w:before="100" w:beforeAutospacing="1" w:after="100" w:afterAutospacing="1" w:line="240" w:lineRule="auto"/>
         <w:rPr>
           <w:rFonts w:ascii="Times New Roman" w:eastAsia="Times New Roman" w:hAnsi="Times New Roman" w:cs="Times New Roman"/>
@@ -3696,9 +3801,56 @@
           <w:lang w:eastAsia="ru-KZ"/>
         </w:rPr>
       </w:pPr>
-    </w:p>
-    <w:p>
-      <w:pPr>
+      <w:r>
+        <w:rPr>
+          <w:rFonts w:ascii="Times New Roman" w:eastAsia="Times New Roman" w:hAnsi="Times New Roman" w:cs="Times New Roman"/>
+          <w:sz w:val="26"/>
+          <w:szCs w:val="26"/>
+          <w:lang w:eastAsia="ru-KZ"/>
+        </w:rPr>
+        <w:t>В n битах всего:</w:t>
+      </w:r>
+      <w:r>
+        <w:rPr>
+          <w:rFonts w:ascii="Times New Roman" w:eastAsia="Times New Roman" w:hAnsi="Times New Roman" w:cs="Times New Roman"/>
+          <w:sz w:val="26"/>
+          <w:szCs w:val="26"/>
+          <w:lang w:val="ru-RU" w:eastAsia="ru-KZ"/>
+        </w:rPr>
+        <w:t xml:space="preserve"> 2</w:t>
+      </w:r>
+      <w:r>
+        <w:rPr>
+          <w:rFonts w:ascii="Times New Roman" w:eastAsia="Times New Roman" w:hAnsi="Times New Roman" w:cs="Times New Roman"/>
+          <w:sz w:val="26"/>
+          <w:szCs w:val="26"/>
+          <w:vertAlign w:val="superscript"/>
+          <w:lang w:val="en-US" w:eastAsia="ru-KZ"/>
+        </w:rPr>
+        <w:t>n</w:t>
+      </w:r>
+      <w:r>
+        <w:rPr>
+          <w:rFonts w:ascii="Times New Roman" w:eastAsia="Times New Roman" w:hAnsi="Times New Roman" w:cs="Times New Roman"/>
+          <w:sz w:val="26"/>
+          <w:szCs w:val="26"/>
+          <w:lang w:val="ru-RU" w:eastAsia="ru-KZ"/>
+        </w:rPr>
+        <w:t xml:space="preserve"> </w:t>
+      </w:r>
+      <w:r>
+        <w:rPr>
+          <w:rFonts w:ascii="Times New Roman" w:eastAsia="Times New Roman" w:hAnsi="Times New Roman" w:cs="Times New Roman"/>
+          <w:sz w:val="26"/>
+          <w:szCs w:val="26"/>
+          <w:lang w:eastAsia="ru-KZ"/>
+        </w:rPr>
+        <w:t>различных комбинаций</w:t>
+      </w:r>
+    </w:p>
+    <w:p>
+      <w:pPr>
+        <w:pStyle w:val="a5"/>
         <w:spacing w:before="100" w:beforeAutospacing="1" w:after="100" w:afterAutospacing="1" w:line="240" w:lineRule="auto"/>
         <w:rPr>
           <w:rFonts w:ascii="Times New Roman" w:eastAsia="Times New Roman" w:hAnsi="Times New Roman" w:cs="Times New Roman"/>
@@ -3707,54 +3859,1171 @@
           <w:lang w:eastAsia="ru-KZ"/>
         </w:rPr>
       </w:pPr>
-    </w:p>
-    <w:p>
-      <w:pPr>
-        <w:pStyle w:val="a3"/>
-        <w:rPr>
-          <w:sz w:val="26"/>
-          <w:szCs w:val="26"/>
-        </w:rPr>
-      </w:pPr>
-    </w:p>
-    <w:p>
-      <w:pPr>
-        <w:pStyle w:val="a3"/>
-        <w:rPr>
-          <w:sz w:val="26"/>
-          <w:szCs w:val="26"/>
-        </w:rPr>
-      </w:pPr>
-    </w:p>
-    <w:p>
-      <w:pPr>
-        <w:rPr>
-          <w:rFonts w:ascii="Times New Roman" w:hAnsi="Times New Roman" w:cs="Times New Roman"/>
+      <w:r>
+        <w:rPr>
+          <w:rFonts w:ascii="Times New Roman" w:eastAsia="Times New Roman" w:hAnsi="Times New Roman" w:cs="Times New Roman"/>
+          <w:sz w:val="26"/>
+          <w:szCs w:val="26"/>
+          <w:lang w:eastAsia="ru-KZ"/>
+        </w:rPr>
+        <w:lastRenderedPageBreak/>
+        <w:t>Для знакового числа один бит используется как знак. В дополнительном коде комбинация 10000000 (для 8 бит) используется для числа -128, а положительного числа +128 нет.</w:t>
+      </w:r>
+    </w:p>
+    <w:p>
+      <w:pPr>
+        <w:pStyle w:val="a5"/>
+        <w:spacing w:before="100" w:beforeAutospacing="1" w:after="100" w:afterAutospacing="1" w:line="240" w:lineRule="auto"/>
+        <w:rPr>
+          <w:rFonts w:ascii="Times New Roman" w:eastAsia="Times New Roman" w:hAnsi="Times New Roman" w:cs="Times New Roman"/>
+          <w:sz w:val="26"/>
+          <w:szCs w:val="26"/>
+          <w:lang w:eastAsia="ru-KZ"/>
+        </w:rPr>
+      </w:pPr>
+      <w:r>
+        <w:rPr>
+          <w:rFonts w:ascii="Times New Roman" w:eastAsia="Times New Roman" w:hAnsi="Times New Roman" w:cs="Times New Roman"/>
+          <w:sz w:val="26"/>
+          <w:szCs w:val="26"/>
+          <w:lang w:eastAsia="ru-KZ"/>
+        </w:rPr>
+        <w:t>Поэтому диапазон:</w:t>
+      </w:r>
+    </w:p>
+    <w:p>
+      <w:pPr>
+        <w:pStyle w:val="a5"/>
+        <w:spacing w:before="100" w:beforeAutospacing="1" w:after="100" w:afterAutospacing="1" w:line="240" w:lineRule="auto"/>
+        <w:rPr>
+          <w:rFonts w:ascii="Times New Roman" w:eastAsia="Times New Roman" w:hAnsi="Times New Roman" w:cs="Times New Roman"/>
+          <w:sz w:val="26"/>
+          <w:szCs w:val="26"/>
+          <w:lang w:eastAsia="ru-KZ"/>
+        </w:rPr>
+      </w:pPr>
+      <w:r>
+        <w:rPr>
+          <w:rFonts w:ascii="Times New Roman" w:hAnsi="Times New Roman" w:cs="Times New Roman"/>
+          <w:b/>
+          <w:sz w:val="26"/>
+          <w:szCs w:val="26"/>
+        </w:rPr>
+        <w:t>−</w:t>
+      </w:r>
+      <w:r>
+        <w:rPr>
+          <w:rFonts w:ascii="Times New Roman" w:hAnsi="Times New Roman" w:cs="Times New Roman"/>
+          <w:b/>
           <w:sz w:val="26"/>
           <w:szCs w:val="26"/>
           <w:lang w:val="ru-RU"/>
         </w:rPr>
-      </w:pPr>
-    </w:p>
-    <w:p>
-      <w:pPr>
+        <w:t>128</w:t>
+      </w:r>
+      <w:r>
         <w:rPr>
           <w:rFonts w:ascii="Times New Roman" w:hAnsi="Times New Roman" w:cs="Times New Roman"/>
           <w:b/>
           <w:sz w:val="26"/>
           <w:szCs w:val="26"/>
         </w:rPr>
-      </w:pPr>
-    </w:p>
-    <w:p>
-      <w:pPr>
+        <w:t xml:space="preserve"> до </w:t>
+      </w:r>
+      <w:r>
         <w:rPr>
           <w:rFonts w:ascii="Times New Roman" w:hAnsi="Times New Roman" w:cs="Times New Roman"/>
           <w:b/>
+          <w:sz w:val="26"/>
+          <w:szCs w:val="26"/>
+          <w:lang w:val="ru-RU"/>
+        </w:rPr>
+        <w:t>127</w:t>
+      </w:r>
+      <w:r>
+        <w:rPr>
+          <w:rFonts w:ascii="Times New Roman" w:hAnsi="Times New Roman" w:cs="Times New Roman"/>
           <w:bCs/>
           <w:sz w:val="26"/>
           <w:szCs w:val="26"/>
           <w:lang w:val="ru-RU"/>
+        </w:rPr>
+        <w:t>, то есть 128 отрицательных и 127 положительных и тем самым, отрицательных</w:t>
+      </w:r>
+      <w:r>
+        <w:rPr>
+          <w:rFonts w:ascii="Times New Roman" w:eastAsia="Times New Roman" w:hAnsi="Times New Roman" w:cs="Times New Roman"/>
+          <w:sz w:val="26"/>
+          <w:szCs w:val="26"/>
+          <w:lang w:eastAsia="ru-KZ"/>
+        </w:rPr>
+        <w:t xml:space="preserve"> значений на одно больше, чем положительных.</w:t>
+      </w:r>
+    </w:p>
+    <w:p>
+      <w:pPr>
+        <w:pStyle w:val="a5"/>
+        <w:spacing w:before="100" w:beforeAutospacing="1" w:after="100" w:afterAutospacing="1" w:line="240" w:lineRule="auto"/>
+        <w:rPr>
+          <w:rFonts w:ascii="Times New Roman" w:eastAsia="Times New Roman" w:hAnsi="Times New Roman" w:cs="Times New Roman"/>
+          <w:sz w:val="26"/>
+          <w:szCs w:val="26"/>
+          <w:lang w:eastAsia="ru-KZ"/>
+        </w:rPr>
+      </w:pPr>
+    </w:p>
+    <w:p>
+      <w:pPr>
+        <w:pStyle w:val="a5"/>
+        <w:numPr>
+          <w:ilvl w:val="0"/>
+          <w:numId w:val="1"/>
+        </w:numPr>
+        <w:rPr>
+          <w:rFonts w:ascii="Times New Roman" w:hAnsi="Times New Roman" w:cs="Times New Roman"/>
+          <w:sz w:val="26"/>
+          <w:szCs w:val="26"/>
+        </w:rPr>
+      </w:pPr>
+      <w:r>
+        <w:rPr>
+          <w:rFonts w:ascii="Times New Roman" w:hAnsi="Times New Roman" w:cs="Times New Roman"/>
+          <w:sz w:val="26"/>
+          <w:szCs w:val="26"/>
+        </w:rPr>
+        <w:t>Для 8 бит это от −128 до 127</w:t>
+      </w:r>
+    </w:p>
+    <w:p>
+      <w:pPr>
+        <w:pStyle w:val="a5"/>
+        <w:rPr>
+          <w:rFonts w:ascii="Times New Roman" w:hAnsi="Times New Roman" w:cs="Times New Roman"/>
+          <w:sz w:val="26"/>
+          <w:szCs w:val="26"/>
+        </w:rPr>
+      </w:pPr>
+      <w:r>
+        <w:rPr>
+          <w:rFonts w:ascii="Times New Roman" w:hAnsi="Times New Roman" w:cs="Times New Roman"/>
+          <w:sz w:val="26"/>
+          <w:szCs w:val="26"/>
+          <w:lang w:val="ru-RU"/>
+        </w:rPr>
+        <w:t>Д</w:t>
+      </w:r>
+      <w:r>
+        <w:rPr>
+          <w:rFonts w:ascii="Times New Roman" w:hAnsi="Times New Roman" w:cs="Times New Roman"/>
+          <w:sz w:val="26"/>
+          <w:szCs w:val="26"/>
+        </w:rPr>
+        <w:t>ля 16 бит — от −32 768 до 32</w:t>
+      </w:r>
+      <w:r>
+        <w:rPr>
+          <w:rFonts w:ascii="Times New Roman" w:hAnsi="Times New Roman" w:cs="Times New Roman"/>
+          <w:sz w:val="26"/>
+          <w:szCs w:val="26"/>
+        </w:rPr>
+        <w:t> </w:t>
+      </w:r>
+      <w:r>
+        <w:rPr>
+          <w:rFonts w:ascii="Times New Roman" w:hAnsi="Times New Roman" w:cs="Times New Roman"/>
+          <w:sz w:val="26"/>
+          <w:szCs w:val="26"/>
+        </w:rPr>
+        <w:t>767</w:t>
+      </w:r>
+    </w:p>
+    <w:p>
+      <w:pPr>
+        <w:pStyle w:val="a5"/>
+        <w:rPr>
+          <w:rFonts w:ascii="Times New Roman" w:hAnsi="Times New Roman" w:cs="Times New Roman"/>
+          <w:sz w:val="26"/>
+          <w:szCs w:val="26"/>
+        </w:rPr>
+      </w:pPr>
+      <w:r>
+        <w:rPr>
+          <w:rFonts w:ascii="Times New Roman" w:hAnsi="Times New Roman" w:cs="Times New Roman"/>
+          <w:sz w:val="26"/>
+          <w:szCs w:val="26"/>
+          <w:lang w:val="ru-RU"/>
+        </w:rPr>
+        <w:t>Д</w:t>
+      </w:r>
+      <w:r>
+        <w:rPr>
+          <w:rFonts w:ascii="Times New Roman" w:hAnsi="Times New Roman" w:cs="Times New Roman"/>
+          <w:sz w:val="26"/>
+          <w:szCs w:val="26"/>
+        </w:rPr>
+        <w:t>ля 32 бит — от −2 147 483 648 до 2 147 483</w:t>
+      </w:r>
+      <w:r>
+        <w:rPr>
+          <w:rFonts w:ascii="Times New Roman" w:hAnsi="Times New Roman" w:cs="Times New Roman"/>
+          <w:sz w:val="26"/>
+          <w:szCs w:val="26"/>
+        </w:rPr>
+        <w:t> </w:t>
+      </w:r>
+      <w:r>
+        <w:rPr>
+          <w:rFonts w:ascii="Times New Roman" w:hAnsi="Times New Roman" w:cs="Times New Roman"/>
+          <w:sz w:val="26"/>
+          <w:szCs w:val="26"/>
+        </w:rPr>
+        <w:t>647</w:t>
+      </w:r>
+    </w:p>
+    <w:p>
+      <w:pPr>
+        <w:pStyle w:val="isselectedend"/>
+        <w:numPr>
+          <w:ilvl w:val="0"/>
+          <w:numId w:val="1"/>
+        </w:numPr>
+        <w:rPr>
+          <w:sz w:val="26"/>
+          <w:szCs w:val="26"/>
+        </w:rPr>
+      </w:pPr>
+      <w:r>
+        <w:rPr>
+          <w:sz w:val="26"/>
+          <w:szCs w:val="26"/>
+        </w:rPr>
+        <w:t>Математически:</w:t>
+      </w:r>
+      <w:r>
+        <w:rPr>
+          <w:sz w:val="26"/>
+          <w:szCs w:val="26"/>
+        </w:rPr>
+        <w:br/>
+        <w:t>100</w:t>
+      </w:r>
+      <w:r>
+        <w:rPr>
+          <w:sz w:val="26"/>
+          <w:szCs w:val="26"/>
+          <w:lang w:val="ru-RU"/>
+        </w:rPr>
+        <w:t xml:space="preserve"> </w:t>
+      </w:r>
+      <w:r>
+        <w:rPr>
+          <w:sz w:val="26"/>
+          <w:szCs w:val="26"/>
+        </w:rPr>
+        <w:t>+</w:t>
+      </w:r>
+      <w:r>
+        <w:rPr>
+          <w:sz w:val="26"/>
+          <w:szCs w:val="26"/>
+          <w:lang w:val="ru-RU"/>
+        </w:rPr>
+        <w:t xml:space="preserve"> </w:t>
+      </w:r>
+      <w:r>
+        <w:rPr>
+          <w:sz w:val="26"/>
+          <w:szCs w:val="26"/>
+        </w:rPr>
+        <w:t>50</w:t>
+      </w:r>
+      <w:r>
+        <w:rPr>
+          <w:sz w:val="26"/>
+          <w:szCs w:val="26"/>
+          <w:lang w:val="ru-RU"/>
+        </w:rPr>
+        <w:t xml:space="preserve"> </w:t>
+      </w:r>
+      <w:r>
+        <w:rPr>
+          <w:sz w:val="26"/>
+          <w:szCs w:val="26"/>
+        </w:rPr>
+        <w:t>=</w:t>
+      </w:r>
+      <w:r>
+        <w:rPr>
+          <w:sz w:val="26"/>
+          <w:szCs w:val="26"/>
+          <w:lang w:val="ru-RU"/>
+        </w:rPr>
+        <w:t xml:space="preserve"> </w:t>
+      </w:r>
+      <w:r>
+        <w:rPr>
+          <w:sz w:val="26"/>
+          <w:szCs w:val="26"/>
+        </w:rPr>
+        <w:t>150</w:t>
+      </w:r>
+    </w:p>
+    <w:p>
+      <w:pPr>
+        <w:pStyle w:val="isselectedend"/>
+        <w:ind w:left="720"/>
+        <w:rPr>
+          <w:sz w:val="26"/>
+          <w:szCs w:val="26"/>
+        </w:rPr>
+      </w:pPr>
+      <w:r>
+        <w:rPr>
+          <w:sz w:val="26"/>
+          <w:szCs w:val="26"/>
+        </w:rPr>
+        <w:t xml:space="preserve">Однако диапазон знакового 8-разрядного числа составляет от </w:t>
+      </w:r>
+      <w:r>
+        <w:rPr>
+          <w:rStyle w:val="HTML"/>
+          <w:rFonts w:ascii="Times New Roman" w:hAnsi="Times New Roman" w:cs="Times New Roman"/>
+          <w:sz w:val="26"/>
+          <w:szCs w:val="26"/>
+        </w:rPr>
+        <w:t>-128</w:t>
+      </w:r>
+      <w:r>
+        <w:rPr>
+          <w:sz w:val="26"/>
+          <w:szCs w:val="26"/>
+        </w:rPr>
+        <w:t xml:space="preserve"> до </w:t>
+      </w:r>
+      <w:r>
+        <w:rPr>
+          <w:rStyle w:val="HTML"/>
+          <w:rFonts w:ascii="Times New Roman" w:hAnsi="Times New Roman" w:cs="Times New Roman"/>
+          <w:sz w:val="26"/>
+          <w:szCs w:val="26"/>
+        </w:rPr>
+        <w:t>127</w:t>
+      </w:r>
+      <w:r>
+        <w:rPr>
+          <w:sz w:val="26"/>
+          <w:szCs w:val="26"/>
+        </w:rPr>
+        <w:t xml:space="preserve">, поэтому число </w:t>
+      </w:r>
+      <w:r>
+        <w:rPr>
+          <w:rStyle w:val="HTML"/>
+          <w:rFonts w:ascii="Times New Roman" w:hAnsi="Times New Roman" w:cs="Times New Roman"/>
+          <w:sz w:val="26"/>
+          <w:szCs w:val="26"/>
+        </w:rPr>
+        <w:t>150</w:t>
+      </w:r>
+      <w:r>
+        <w:rPr>
+          <w:sz w:val="26"/>
+          <w:szCs w:val="26"/>
+        </w:rPr>
+        <w:t xml:space="preserve"> не помещается в поле. В двоичном виде </w:t>
+      </w:r>
+      <w:r>
+        <w:rPr>
+          <w:rStyle w:val="HTML"/>
+          <w:rFonts w:ascii="Times New Roman" w:hAnsi="Times New Roman" w:cs="Times New Roman"/>
+          <w:sz w:val="26"/>
+          <w:szCs w:val="26"/>
+        </w:rPr>
+        <w:t>150 = 10010110₂</w:t>
+      </w:r>
+      <w:r>
+        <w:rPr>
+          <w:sz w:val="26"/>
+          <w:szCs w:val="26"/>
+        </w:rPr>
+        <w:t xml:space="preserve">. Старший бит равен </w:t>
+      </w:r>
+      <w:r>
+        <w:rPr>
+          <w:rStyle w:val="HTML"/>
+          <w:rFonts w:ascii="Times New Roman" w:hAnsi="Times New Roman" w:cs="Times New Roman"/>
+          <w:sz w:val="26"/>
+          <w:szCs w:val="26"/>
+        </w:rPr>
+        <w:t>1</w:t>
+      </w:r>
+      <w:r>
+        <w:rPr>
+          <w:sz w:val="26"/>
+          <w:szCs w:val="26"/>
+        </w:rPr>
+        <w:t>, поэтому результат интерпретируется как отрицательное число.</w:t>
+      </w:r>
+    </w:p>
+    <w:p>
+      <w:pPr>
+        <w:pStyle w:val="isselectedend"/>
+        <w:ind w:left="720"/>
+        <w:rPr>
+          <w:sz w:val="26"/>
+          <w:szCs w:val="26"/>
+        </w:rPr>
+      </w:pPr>
+      <w:r>
+        <w:rPr>
+          <w:sz w:val="26"/>
+          <w:szCs w:val="26"/>
+        </w:rPr>
+        <w:t>Для получения его значения:</w:t>
+      </w:r>
+      <w:r>
+        <w:rPr>
+          <w:sz w:val="26"/>
+          <w:szCs w:val="26"/>
+        </w:rPr>
+        <w:br/>
+        <w:t>150</w:t>
+      </w:r>
+      <w:r>
+        <w:rPr>
+          <w:sz w:val="26"/>
+          <w:szCs w:val="26"/>
+          <w:lang w:val="ru-RU"/>
+        </w:rPr>
+        <w:t xml:space="preserve"> </w:t>
+      </w:r>
+      <w:r>
+        <w:rPr>
+          <w:sz w:val="26"/>
+          <w:szCs w:val="26"/>
+        </w:rPr>
+        <w:t>–</w:t>
+      </w:r>
+      <w:r>
+        <w:rPr>
+          <w:sz w:val="26"/>
+          <w:szCs w:val="26"/>
+          <w:lang w:val="ru-RU"/>
+        </w:rPr>
+        <w:t xml:space="preserve"> </w:t>
+      </w:r>
+      <w:r>
+        <w:rPr>
+          <w:sz w:val="26"/>
+          <w:szCs w:val="26"/>
+        </w:rPr>
+        <w:t>256</w:t>
+      </w:r>
+      <w:r>
+        <w:rPr>
+          <w:sz w:val="26"/>
+          <w:szCs w:val="26"/>
+          <w:lang w:val="ru-RU"/>
+        </w:rPr>
+        <w:t xml:space="preserve"> </w:t>
+      </w:r>
+      <w:r>
+        <w:rPr>
+          <w:sz w:val="26"/>
+          <w:szCs w:val="26"/>
+        </w:rPr>
+        <w:t>=</w:t>
+      </w:r>
+      <w:r>
+        <w:rPr>
+          <w:sz w:val="26"/>
+          <w:szCs w:val="26"/>
+          <w:lang w:val="ru-RU"/>
+        </w:rPr>
+        <w:t xml:space="preserve"> -</w:t>
+      </w:r>
+      <w:r>
+        <w:rPr>
+          <w:sz w:val="26"/>
+          <w:szCs w:val="26"/>
+        </w:rPr>
+        <w:t>106</w:t>
+      </w:r>
+    </w:p>
+    <w:p>
+      <w:pPr>
+        <w:pStyle w:val="isselectedend"/>
+        <w:ind w:left="720"/>
+        <w:rPr>
+          <w:sz w:val="26"/>
+          <w:szCs w:val="26"/>
+        </w:rPr>
+      </w:pPr>
+      <w:r>
+        <w:rPr>
+          <w:sz w:val="26"/>
+          <w:szCs w:val="26"/>
+        </w:rPr>
+        <w:t xml:space="preserve">Таким образом, при переполнении результат </w:t>
+      </w:r>
+      <w:r>
+        <w:rPr>
+          <w:rStyle w:val="HTML"/>
+          <w:rFonts w:ascii="Times New Roman" w:hAnsi="Times New Roman" w:cs="Times New Roman"/>
+          <w:sz w:val="26"/>
+          <w:szCs w:val="26"/>
+        </w:rPr>
+        <w:t>100 + 50</w:t>
+      </w:r>
+      <w:r>
+        <w:rPr>
+          <w:sz w:val="26"/>
+          <w:szCs w:val="26"/>
+        </w:rPr>
+        <w:t xml:space="preserve"> в 8</w:t>
+      </w:r>
+      <w:r>
+        <w:rPr>
+          <w:sz w:val="26"/>
+          <w:szCs w:val="26"/>
+          <w:lang w:val="ru-RU"/>
+        </w:rPr>
+        <w:t xml:space="preserve"> </w:t>
+      </w:r>
+      <w:r>
+        <w:rPr>
+          <w:sz w:val="26"/>
+          <w:szCs w:val="26"/>
+        </w:rPr>
+        <w:t>-</w:t>
+      </w:r>
+      <w:r>
+        <w:rPr>
+          <w:sz w:val="26"/>
+          <w:szCs w:val="26"/>
+          <w:lang w:val="ru-RU"/>
+        </w:rPr>
+        <w:t xml:space="preserve"> </w:t>
+      </w:r>
+      <w:r>
+        <w:rPr>
+          <w:sz w:val="26"/>
+          <w:szCs w:val="26"/>
+        </w:rPr>
+        <w:t xml:space="preserve">разрядном знаковом поле интерпретируется как </w:t>
+      </w:r>
+      <w:r>
+        <w:rPr>
+          <w:rStyle w:val="HTML"/>
+          <w:rFonts w:ascii="Times New Roman" w:hAnsi="Times New Roman" w:cs="Times New Roman"/>
+          <w:sz w:val="26"/>
+          <w:szCs w:val="26"/>
+        </w:rPr>
+        <w:t>-106</w:t>
+      </w:r>
+      <w:r>
+        <w:rPr>
+          <w:sz w:val="26"/>
+          <w:szCs w:val="26"/>
+        </w:rPr>
+        <w:t>.</w:t>
+      </w:r>
+    </w:p>
+    <w:p>
+      <w:pPr>
+        <w:pStyle w:val="isselectedend"/>
+        <w:numPr>
+          <w:ilvl w:val="0"/>
+          <w:numId w:val="1"/>
+        </w:numPr>
+        <w:rPr>
+          <w:sz w:val="26"/>
+          <w:szCs w:val="26"/>
+        </w:rPr>
+      </w:pPr>
+      <w:r>
+        <w:rPr>
+          <w:sz w:val="26"/>
+          <w:szCs w:val="26"/>
+        </w:rPr>
+        <w:t xml:space="preserve">При усечении старшие биты отбрасываются, а оставшиеся младшие биты рассматриваются как новое 16-разрядное число. Если старший бит оставшихся 16 бит равен </w:t>
+      </w:r>
+      <w:r>
+        <w:rPr>
+          <w:rStyle w:val="HTML"/>
+          <w:rFonts w:ascii="Times New Roman" w:hAnsi="Times New Roman" w:cs="Times New Roman"/>
+          <w:sz w:val="26"/>
+          <w:szCs w:val="26"/>
+        </w:rPr>
+        <w:t>1</w:t>
+      </w:r>
+      <w:r>
+        <w:rPr>
+          <w:sz w:val="26"/>
+          <w:szCs w:val="26"/>
+        </w:rPr>
+        <w:t>, то при знаковой интерпретации число считается отрицательным.</w:t>
+      </w:r>
+    </w:p>
+    <w:p>
+      <w:pPr>
+        <w:pStyle w:val="isselectedend"/>
+        <w:ind w:left="720"/>
+        <w:rPr>
+          <w:sz w:val="26"/>
+          <w:szCs w:val="26"/>
+        </w:rPr>
+      </w:pPr>
+      <w:r>
+        <w:rPr>
+          <w:sz w:val="26"/>
+          <w:szCs w:val="26"/>
+        </w:rPr>
+        <w:t>Например:</w:t>
+      </w:r>
+    </w:p>
+    <w:p>
+      <w:pPr>
+        <w:pStyle w:val="isselectedend"/>
+        <w:ind w:left="720"/>
+        <w:rPr>
+          <w:sz w:val="26"/>
+          <w:szCs w:val="26"/>
+        </w:rPr>
+      </w:pPr>
+      <w:r>
+        <w:rPr>
+          <w:rStyle w:val="HTML"/>
+          <w:rFonts w:ascii="Times New Roman" w:hAnsi="Times New Roman" w:cs="Times New Roman"/>
+          <w:sz w:val="26"/>
+          <w:szCs w:val="26"/>
+        </w:rPr>
+        <w:t>0x1234ABCD</w:t>
+      </w:r>
+      <w:r>
+        <w:rPr>
+          <w:sz w:val="26"/>
+          <w:szCs w:val="26"/>
+        </w:rPr>
+        <w:t xml:space="preserve"> после усечения до 16 бит превращается в </w:t>
+      </w:r>
+      <w:r>
+        <w:rPr>
+          <w:rStyle w:val="HTML"/>
+          <w:rFonts w:ascii="Times New Roman" w:hAnsi="Times New Roman" w:cs="Times New Roman"/>
+          <w:sz w:val="26"/>
+          <w:szCs w:val="26"/>
+        </w:rPr>
+        <w:t>0xABCD</w:t>
+      </w:r>
+      <w:r>
+        <w:rPr>
+          <w:sz w:val="26"/>
+          <w:szCs w:val="26"/>
+        </w:rPr>
+        <w:t>.</w:t>
+      </w:r>
+    </w:p>
+    <w:p>
+      <w:pPr>
+        <w:pStyle w:val="isselectedend"/>
+        <w:ind w:left="720"/>
+        <w:rPr>
+          <w:sz w:val="26"/>
+          <w:szCs w:val="26"/>
+        </w:rPr>
+      </w:pPr>
+      <w:r>
+        <w:rPr>
+          <w:sz w:val="26"/>
+          <w:szCs w:val="26"/>
+        </w:rPr>
+        <w:t>В двоичном виде:</w:t>
+      </w:r>
+    </w:p>
+    <w:p>
+      <w:pPr>
+        <w:pStyle w:val="isselectedend"/>
+        <w:ind w:left="720"/>
+        <w:rPr>
+          <w:sz w:val="26"/>
+          <w:szCs w:val="26"/>
+        </w:rPr>
+      </w:pPr>
+      <w:r>
+        <w:rPr>
+          <w:rStyle w:val="HTML"/>
+          <w:rFonts w:ascii="Times New Roman" w:hAnsi="Times New Roman" w:cs="Times New Roman"/>
+          <w:sz w:val="26"/>
+          <w:szCs w:val="26"/>
+        </w:rPr>
+        <w:t>1010 1011 1100 1101</w:t>
+      </w:r>
+    </w:p>
+    <w:p>
+      <w:pPr>
+        <w:pStyle w:val="isselectedend"/>
+        <w:ind w:left="720"/>
+        <w:rPr>
+          <w:sz w:val="26"/>
+          <w:szCs w:val="26"/>
+        </w:rPr>
+      </w:pPr>
+      <w:r>
+        <w:rPr>
+          <w:sz w:val="26"/>
+          <w:szCs w:val="26"/>
+        </w:rPr>
+        <w:t xml:space="preserve">Старший бит равен </w:t>
+      </w:r>
+      <w:r>
+        <w:rPr>
+          <w:rStyle w:val="HTML"/>
+          <w:rFonts w:ascii="Times New Roman" w:hAnsi="Times New Roman" w:cs="Times New Roman"/>
+          <w:sz w:val="26"/>
+          <w:szCs w:val="26"/>
+        </w:rPr>
+        <w:t>1</w:t>
+      </w:r>
+      <w:r>
+        <w:rPr>
+          <w:sz w:val="26"/>
+          <w:szCs w:val="26"/>
+        </w:rPr>
+        <w:t>, поэтому число интерпретируется как отрицательное:</w:t>
+      </w:r>
+      <w:r>
+        <w:rPr>
+          <w:sz w:val="26"/>
+          <w:szCs w:val="26"/>
+        </w:rPr>
+        <w:br/>
+        <w:t>43981</w:t>
+      </w:r>
+      <w:r>
+        <w:rPr>
+          <w:sz w:val="26"/>
+          <w:szCs w:val="26"/>
+          <w:lang w:val="ru-RU"/>
+        </w:rPr>
+        <w:t xml:space="preserve"> </w:t>
+      </w:r>
+      <w:r>
+        <w:rPr>
+          <w:sz w:val="26"/>
+          <w:szCs w:val="26"/>
+        </w:rPr>
+        <w:t>–</w:t>
+      </w:r>
+      <w:r>
+        <w:rPr>
+          <w:sz w:val="26"/>
+          <w:szCs w:val="26"/>
+          <w:lang w:val="ru-RU"/>
+        </w:rPr>
+        <w:t xml:space="preserve"> </w:t>
+      </w:r>
+      <w:r>
+        <w:rPr>
+          <w:sz w:val="26"/>
+          <w:szCs w:val="26"/>
+        </w:rPr>
+        <w:t>65536</w:t>
+      </w:r>
+      <w:r>
+        <w:rPr>
+          <w:sz w:val="26"/>
+          <w:szCs w:val="26"/>
+          <w:lang w:val="ru-RU"/>
+        </w:rPr>
+        <w:t xml:space="preserve"> </w:t>
+      </w:r>
+      <w:r>
+        <w:rPr>
+          <w:sz w:val="26"/>
+          <w:szCs w:val="26"/>
+        </w:rPr>
+        <w:t>=</w:t>
+      </w:r>
+      <w:r>
+        <w:rPr>
+          <w:sz w:val="26"/>
+          <w:szCs w:val="26"/>
+          <w:lang w:val="ru-RU"/>
+        </w:rPr>
+        <w:t xml:space="preserve"> </w:t>
+      </w:r>
+      <w:r>
+        <w:rPr>
+          <w:sz w:val="26"/>
+          <w:szCs w:val="26"/>
+        </w:rPr>
+        <w:t>-21555</w:t>
+      </w:r>
+    </w:p>
+    <w:p>
+      <w:pPr>
+        <w:pStyle w:val="isselectedend"/>
+        <w:ind w:left="720"/>
+        <w:rPr>
+          <w:sz w:val="26"/>
+          <w:szCs w:val="26"/>
+          <w:lang w:val="ru-RU"/>
+        </w:rPr>
+      </w:pPr>
+      <w:r>
+        <w:rPr>
+          <w:sz w:val="26"/>
+          <w:szCs w:val="26"/>
+        </w:rPr>
+        <w:t>Таким образом, исходное число было положительным, но после усечения изменился набор оставшихся битов, поэтому его знаковая интерпретация стала отрицательной.</w:t>
+      </w:r>
+    </w:p>
+    <w:p>
+      <w:pPr>
+        <w:pStyle w:val="isselectedend"/>
+        <w:numPr>
+          <w:ilvl w:val="0"/>
+          <w:numId w:val="1"/>
+        </w:numPr>
+        <w:rPr>
+          <w:sz w:val="26"/>
+          <w:szCs w:val="26"/>
+        </w:rPr>
+      </w:pPr>
+      <w:r>
+        <w:rPr>
+          <w:sz w:val="26"/>
+          <w:szCs w:val="26"/>
+        </w:rPr>
+        <w:t xml:space="preserve">В дополнительном коде число </w:t>
+      </w:r>
+      <w:r>
+        <w:rPr>
+          <w:rStyle w:val="HTML"/>
+          <w:rFonts w:ascii="Times New Roman" w:hAnsi="Times New Roman" w:cs="Times New Roman"/>
+          <w:sz w:val="26"/>
+          <w:szCs w:val="26"/>
+        </w:rPr>
+        <w:t>-1</w:t>
+      </w:r>
+      <w:r>
+        <w:rPr>
+          <w:sz w:val="26"/>
+          <w:szCs w:val="26"/>
+        </w:rPr>
+        <w:t xml:space="preserve"> представляется одними единицами.</w:t>
+      </w:r>
+    </w:p>
+    <w:p>
+      <w:pPr>
+        <w:pStyle w:val="isselectedend"/>
+        <w:ind w:left="720"/>
+        <w:rPr>
+          <w:sz w:val="26"/>
+          <w:szCs w:val="26"/>
+        </w:rPr>
+      </w:pPr>
+      <w:r>
+        <w:rPr>
+          <w:sz w:val="26"/>
+          <w:szCs w:val="26"/>
+        </w:rPr>
+        <w:t>Для 8 бит:</w:t>
+      </w:r>
+    </w:p>
+    <w:p>
+      <w:pPr>
+        <w:pStyle w:val="isselectedend"/>
+        <w:ind w:left="720"/>
+        <w:rPr>
+          <w:sz w:val="26"/>
+          <w:szCs w:val="26"/>
+        </w:rPr>
+      </w:pPr>
+      <w:r>
+        <w:rPr>
+          <w:rStyle w:val="HTML"/>
+          <w:rFonts w:ascii="Times New Roman" w:hAnsi="Times New Roman" w:cs="Times New Roman"/>
+          <w:sz w:val="26"/>
+          <w:szCs w:val="26"/>
+        </w:rPr>
+        <w:lastRenderedPageBreak/>
+        <w:t>11111111 = FF</w:t>
+      </w:r>
+    </w:p>
+    <w:p>
+      <w:pPr>
+        <w:pStyle w:val="isselectedend"/>
+        <w:ind w:left="720"/>
+        <w:rPr>
+          <w:sz w:val="26"/>
+          <w:szCs w:val="26"/>
+        </w:rPr>
+      </w:pPr>
+      <w:r>
+        <w:rPr>
+          <w:sz w:val="26"/>
+          <w:szCs w:val="26"/>
+        </w:rPr>
+        <w:t>Для 16 бит:</w:t>
+      </w:r>
+    </w:p>
+    <w:p>
+      <w:pPr>
+        <w:pStyle w:val="isselectedend"/>
+        <w:ind w:left="720"/>
+        <w:rPr>
+          <w:sz w:val="26"/>
+          <w:szCs w:val="26"/>
+        </w:rPr>
+      </w:pPr>
+      <w:r>
+        <w:rPr>
+          <w:rStyle w:val="HTML"/>
+          <w:rFonts w:ascii="Times New Roman" w:hAnsi="Times New Roman" w:cs="Times New Roman"/>
+          <w:sz w:val="26"/>
+          <w:szCs w:val="26"/>
+        </w:rPr>
+        <w:t xml:space="preserve">11111111 11111111 = FF </w:t>
+      </w:r>
+      <w:proofErr w:type="spellStart"/>
+      <w:r>
+        <w:rPr>
+          <w:rStyle w:val="HTML"/>
+          <w:rFonts w:ascii="Times New Roman" w:hAnsi="Times New Roman" w:cs="Times New Roman"/>
+          <w:sz w:val="26"/>
+          <w:szCs w:val="26"/>
+        </w:rPr>
+        <w:t>FF</w:t>
+      </w:r>
+      <w:proofErr w:type="spellEnd"/>
+    </w:p>
+    <w:p>
+      <w:pPr>
+        <w:pStyle w:val="isselectedend"/>
+        <w:ind w:left="720"/>
+        <w:rPr>
+          <w:sz w:val="26"/>
+          <w:szCs w:val="26"/>
+        </w:rPr>
+      </w:pPr>
+      <w:r>
+        <w:rPr>
+          <w:sz w:val="26"/>
+          <w:szCs w:val="26"/>
+        </w:rPr>
+        <w:t>Для 32 бит:</w:t>
+      </w:r>
+    </w:p>
+    <w:p>
+      <w:pPr>
+        <w:pStyle w:val="isselectedend"/>
+        <w:ind w:left="720"/>
+        <w:rPr>
+          <w:rStyle w:val="HTML"/>
+          <w:rFonts w:ascii="Times New Roman" w:hAnsi="Times New Roman" w:cs="Times New Roman"/>
+          <w:sz w:val="26"/>
+          <w:szCs w:val="26"/>
+        </w:rPr>
+      </w:pPr>
+      <w:r>
+        <w:rPr>
+          <w:rStyle w:val="HTML"/>
+          <w:rFonts w:ascii="Times New Roman" w:hAnsi="Times New Roman" w:cs="Times New Roman"/>
+          <w:sz w:val="26"/>
+          <w:szCs w:val="26"/>
+        </w:rPr>
+        <w:t xml:space="preserve">11111111 11111111 11111111 11111111 = FF </w:t>
+      </w:r>
+      <w:proofErr w:type="spellStart"/>
+      <w:r>
+        <w:rPr>
+          <w:rStyle w:val="HTML"/>
+          <w:rFonts w:ascii="Times New Roman" w:hAnsi="Times New Roman" w:cs="Times New Roman"/>
+          <w:sz w:val="26"/>
+          <w:szCs w:val="26"/>
+        </w:rPr>
+        <w:t>FF</w:t>
+      </w:r>
+      <w:proofErr w:type="spellEnd"/>
+      <w:r>
+        <w:rPr>
+          <w:rStyle w:val="HTML"/>
+          <w:rFonts w:ascii="Times New Roman" w:hAnsi="Times New Roman" w:cs="Times New Roman"/>
+          <w:sz w:val="26"/>
+          <w:szCs w:val="26"/>
+        </w:rPr>
+        <w:t xml:space="preserve"> </w:t>
+      </w:r>
+      <w:proofErr w:type="spellStart"/>
+      <w:r>
+        <w:rPr>
+          <w:rStyle w:val="HTML"/>
+          <w:rFonts w:ascii="Times New Roman" w:hAnsi="Times New Roman" w:cs="Times New Roman"/>
+          <w:sz w:val="26"/>
+          <w:szCs w:val="26"/>
+        </w:rPr>
+        <w:t>FF</w:t>
+      </w:r>
+      <w:proofErr w:type="spellEnd"/>
+      <w:r>
+        <w:rPr>
+          <w:rStyle w:val="HTML"/>
+          <w:rFonts w:ascii="Times New Roman" w:hAnsi="Times New Roman" w:cs="Times New Roman"/>
+          <w:sz w:val="26"/>
+          <w:szCs w:val="26"/>
+        </w:rPr>
+        <w:t xml:space="preserve"> </w:t>
+      </w:r>
+      <w:proofErr w:type="spellStart"/>
+      <w:r>
+        <w:rPr>
+          <w:rStyle w:val="HTML"/>
+          <w:rFonts w:ascii="Times New Roman" w:hAnsi="Times New Roman" w:cs="Times New Roman"/>
+          <w:sz w:val="26"/>
+          <w:szCs w:val="26"/>
+        </w:rPr>
+        <w:t>FF</w:t>
+      </w:r>
+      <w:proofErr w:type="spellEnd"/>
+    </w:p>
+    <w:p>
+      <w:pPr>
+        <w:pStyle w:val="isselectedend"/>
+        <w:ind w:left="720"/>
+        <w:rPr>
+          <w:sz w:val="26"/>
+          <w:szCs w:val="26"/>
+        </w:rPr>
+      </w:pPr>
+      <w:r>
+        <w:rPr>
+          <w:sz w:val="26"/>
+          <w:szCs w:val="26"/>
+        </w:rPr>
+        <w:t xml:space="preserve">Поэтому независимо от разрядности поля число </w:t>
+      </w:r>
+      <w:r>
+        <w:rPr>
+          <w:rStyle w:val="HTML"/>
+          <w:rFonts w:ascii="Times New Roman" w:hAnsi="Times New Roman" w:cs="Times New Roman"/>
+          <w:sz w:val="26"/>
+          <w:szCs w:val="26"/>
+        </w:rPr>
+        <w:t>-1</w:t>
+      </w:r>
+      <w:r>
+        <w:rPr>
+          <w:sz w:val="26"/>
+          <w:szCs w:val="26"/>
+        </w:rPr>
+        <w:t xml:space="preserve"> состоит из последовательности байтов </w:t>
+      </w:r>
+      <w:r>
+        <w:rPr>
+          <w:rStyle w:val="HTML"/>
+          <w:rFonts w:ascii="Times New Roman" w:hAnsi="Times New Roman" w:cs="Times New Roman"/>
+          <w:sz w:val="26"/>
+          <w:szCs w:val="26"/>
+        </w:rPr>
+        <w:t>FF</w:t>
+      </w:r>
+      <w:r>
+        <w:rPr>
+          <w:sz w:val="26"/>
+          <w:szCs w:val="26"/>
+        </w:rPr>
+        <w:t>.</w:t>
+      </w:r>
+    </w:p>
+    <w:p>
+      <w:pPr>
+        <w:pStyle w:val="isselectedend"/>
+        <w:numPr>
+          <w:ilvl w:val="0"/>
+          <w:numId w:val="1"/>
+        </w:numPr>
+        <w:rPr>
+          <w:sz w:val="26"/>
+          <w:szCs w:val="26"/>
+        </w:rPr>
+      </w:pPr>
+      <w:r>
+        <w:rPr>
+          <w:sz w:val="26"/>
+          <w:szCs w:val="26"/>
+        </w:rPr>
+        <w:t>Процессор может установить специальный флаг переполнения, но обычно не останавливает выполнение программы и не исправляет результат автоматически. Ответственность за обнаружение и обработку переполнения лежит на программе, если это необходимо для корректной работы.</w:t>
+      </w:r>
+    </w:p>
+    <w:p>
+      <w:pPr>
+        <w:pStyle w:val="isselectedend"/>
+        <w:ind w:left="720"/>
+        <w:rPr>
+          <w:sz w:val="26"/>
+          <w:szCs w:val="26"/>
+        </w:rPr>
+      </w:pPr>
+      <w:r>
+        <w:rPr>
+          <w:sz w:val="26"/>
+          <w:szCs w:val="26"/>
+        </w:rPr>
+        <w:t xml:space="preserve">Например, при операции </w:t>
+      </w:r>
+      <w:r>
+        <w:rPr>
+          <w:rStyle w:val="HTML"/>
+          <w:rFonts w:ascii="Times New Roman" w:hAnsi="Times New Roman" w:cs="Times New Roman"/>
+          <w:sz w:val="26"/>
+          <w:szCs w:val="26"/>
+        </w:rPr>
+        <w:t>127 + 1</w:t>
+      </w:r>
+      <w:r>
+        <w:rPr>
+          <w:sz w:val="26"/>
+          <w:szCs w:val="26"/>
+        </w:rPr>
+        <w:t xml:space="preserve"> возникает переполнение, и результат в 8-разрядном знаковом формате становится </w:t>
+      </w:r>
+      <w:r>
+        <w:rPr>
+          <w:rStyle w:val="HTML"/>
+          <w:rFonts w:ascii="Times New Roman" w:hAnsi="Times New Roman" w:cs="Times New Roman"/>
+          <w:sz w:val="26"/>
+          <w:szCs w:val="26"/>
+        </w:rPr>
+        <w:t>-128</w:t>
+      </w:r>
+      <w:r>
+        <w:rPr>
+          <w:sz w:val="26"/>
+          <w:szCs w:val="26"/>
+        </w:rPr>
+        <w:t>. Программа должна учитывать возможность такого переполнения и при необходимости проверять его.</w:t>
+      </w:r>
+    </w:p>
+    <w:p>
+      <w:pPr>
+        <w:pStyle w:val="isselectedend"/>
+        <w:ind w:left="720"/>
+        <w:rPr>
+          <w:sz w:val="26"/>
+          <w:szCs w:val="26"/>
+          <w:lang w:val="ru-RU"/>
+        </w:rPr>
+      </w:pPr>
+    </w:p>
+    <w:p>
+      <w:pPr>
+        <w:pStyle w:val="isselectedend"/>
+        <w:ind w:left="720"/>
+        <w:rPr>
+          <w:sz w:val="26"/>
+          <w:szCs w:val="26"/>
         </w:rPr>
       </w:pPr>
     </w:p>
@@ -3766,6 +5035,104 @@
     </w:sectPr>
   </w:body>
 </w:document>
+</file>
+
+<file path=word/numbering.xml><?xml version="1.0" encoding="utf-8"?>
+<w:numbering xmlns:wpc="http://schemas.microsoft.com/office/word/2010/wordprocessingCanvas" xmlns:cx="http://schemas.microsoft.com/office/drawing/2014/chartex" xmlns:cx1="http://schemas.microsoft.com/office/drawing/2015/9/8/chartex" xmlns:cx2="http://schemas.microsoft.com/office/drawing/2015/10/21/chartex" xmlns:cx3="http://schemas.microsoft.com/office/drawing/2016/5/9/chartex" xmlns:cx4="http://schemas.microsoft.com/office/drawing/2016/5/10/chartex" xmlns:cx5="http://schemas.microsoft.com/office/drawing/2016/5/11/chartex" xmlns:cx6="http://schemas.microsoft.com/office/drawing/2016/5/12/chartex" xmlns:cx7="http://schemas.microsoft.com/office/drawing/2016/5/13/chartex" xmlns:cx8="http://schemas.microsoft.com/office/drawing/2016/5/14/chartex" xmlns:mc="http://schemas.openxmlformats.org/markup-compatibility/2006" xmlns:aink="http://schemas.microsoft.com/office/drawing/2016/ink" xmlns:am3d="http://schemas.microsoft.com/office/drawing/2017/model3d" xmlns:o="urn:schemas-microsoft-com:office:office" xmlns:r="http://schemas.openxmlformats.org/officeDocument/2006/relationships" xmlns:m="http://schemas.openxmlformats.org/officeDocument/2006/math" xmlns:v="urn:schemas-microsoft-com:vml" xmlns:wp14="http://schemas.microsoft.com/office/word/2010/wordprocessingDrawing" xmlns:wp="http://schemas.openxmlformats.org/drawingml/2006/wordprocessingDrawing" xmlns:w10="urn:schemas-microsoft-com:office:word" xmlns:w="http://schemas.openxmlformats.org/wordprocessingml/2006/main" xmlns:w14="http://schemas.microsoft.com/office/word/2010/wordml" xmlns:w15="http://schemas.microsoft.com/office/word/2012/wordml" xmlns:w16cex="http://schemas.microsoft.com/office/word/2018/wordml/cex" xmlns:w16cid="http://schemas.microsoft.com/office/word/2016/wordml/cid" xmlns:w16="http://schemas.microsoft.com/office/word/2018/wordml" xmlns:w16sdtdh="http://schemas.microsoft.com/office/word/2020/wordml/sdtdatahash" xmlns:w16se="http://schemas.microsoft.com/office/word/2015/wordml/symex" xmlns:wpg="http://schemas.microsoft.com/office/word/2010/wordprocessingGroup" xmlns:wpi="http://schemas.microsoft.com/office/word/2010/wordprocessingInk" xmlns:wne="http://schemas.microsoft.com/office/word/2006/wordml" xmlns:wps="http://schemas.microsoft.com/office/word/2010/wordprocessingShape" mc:Ignorable="w14 w15 w16se w16cid w16 w16cex w16sdtdh wp14">
+  <w:abstractNum w:abstractNumId="0" w15:restartNumberingAfterBreak="0">
+    <w:nsid w:val="5D36246B"/>
+    <w:multiLevelType w:val="hybridMultilevel"/>
+    <w:tmpl w:val="AEB4DFB4"/>
+    <w:lvl w:ilvl="0" w:tplc="2FD66F50">
+      <w:start w:val="1"/>
+      <w:numFmt w:val="decimal"/>
+      <w:lvlText w:val="%1."/>
+      <w:lvlJc w:val="left"/>
+      <w:pPr>
+        <w:ind w:left="720" w:hanging="360"/>
+      </w:pPr>
+      <w:rPr>
+        <w:rFonts w:hint="default"/>
+        <w:b/>
+      </w:rPr>
+    </w:lvl>
+    <w:lvl w:ilvl="1" w:tplc="0C000019" w:tentative="1">
+      <w:start w:val="1"/>
+      <w:numFmt w:val="lowerLetter"/>
+      <w:lvlText w:val="%2."/>
+      <w:lvlJc w:val="left"/>
+      <w:pPr>
+        <w:ind w:left="1440" w:hanging="360"/>
+      </w:pPr>
+    </w:lvl>
+    <w:lvl w:ilvl="2" w:tplc="0C00001B" w:tentative="1">
+      <w:start w:val="1"/>
+      <w:numFmt w:val="lowerRoman"/>
+      <w:lvlText w:val="%3."/>
+      <w:lvlJc w:val="right"/>
+      <w:pPr>
+        <w:ind w:left="2160" w:hanging="180"/>
+      </w:pPr>
+    </w:lvl>
+    <w:lvl w:ilvl="3" w:tplc="0C00000F" w:tentative="1">
+      <w:start w:val="1"/>
+      <w:numFmt w:val="decimal"/>
+      <w:lvlText w:val="%4."/>
+      <w:lvlJc w:val="left"/>
+      <w:pPr>
+        <w:ind w:left="2880" w:hanging="360"/>
+      </w:pPr>
+    </w:lvl>
+    <w:lvl w:ilvl="4" w:tplc="0C000019" w:tentative="1">
+      <w:start w:val="1"/>
+      <w:numFmt w:val="lowerLetter"/>
+      <w:lvlText w:val="%5."/>
+      <w:lvlJc w:val="left"/>
+      <w:pPr>
+        <w:ind w:left="3600" w:hanging="360"/>
+      </w:pPr>
+    </w:lvl>
+    <w:lvl w:ilvl="5" w:tplc="0C00001B" w:tentative="1">
+      <w:start w:val="1"/>
+      <w:numFmt w:val="lowerRoman"/>
+      <w:lvlText w:val="%6."/>
+      <w:lvlJc w:val="right"/>
+      <w:pPr>
+        <w:ind w:left="4320" w:hanging="180"/>
+      </w:pPr>
+    </w:lvl>
+    <w:lvl w:ilvl="6" w:tplc="0C00000F" w:tentative="1">
+      <w:start w:val="1"/>
+      <w:numFmt w:val="decimal"/>
+      <w:lvlText w:val="%7."/>
+      <w:lvlJc w:val="left"/>
+      <w:pPr>
+        <w:ind w:left="5040" w:hanging="360"/>
+      </w:pPr>
+    </w:lvl>
+    <w:lvl w:ilvl="7" w:tplc="0C000019" w:tentative="1">
+      <w:start w:val="1"/>
+      <w:numFmt w:val="lowerLetter"/>
+      <w:lvlText w:val="%8."/>
+      <w:lvlJc w:val="left"/>
+      <w:pPr>
+        <w:ind w:left="5760" w:hanging="360"/>
+      </w:pPr>
+    </w:lvl>
+    <w:lvl w:ilvl="8" w:tplc="0C00001B" w:tentative="1">
+      <w:start w:val="1"/>
+      <w:numFmt w:val="lowerRoman"/>
+      <w:lvlText w:val="%9."/>
+      <w:lvlJc w:val="right"/>
+      <w:pPr>
+        <w:ind w:left="6480" w:hanging="180"/>
+      </w:pPr>
+    </w:lvl>
+  </w:abstractNum>
+  <w:num w:numId="1">
+    <w:abstractNumId w:val="0"/>
+  </w:num>
+</w:numbering>
 </file>
 
 <file path=word/styles.xml><?xml version="1.0" encoding="utf-8"?>
@@ -4255,7 +5622,6 @@
     <w:name w:val="Normal (Web)"/>
     <w:basedOn w:val="a"/>
     <w:uiPriority w:val="99"/>
-    <w:semiHidden/>
     <w:unhideWhenUsed/>
     <w:rsid w:val="006F175D"/>
     <w:pPr>
@@ -4333,6 +5699,31 @@
     <w:name w:val="katex"/>
     <w:basedOn w:val="a0"/>
     <w:rsid w:val="00394AB1"/>
+  </w:style>
+  <w:style w:type="paragraph" w:customStyle="1" w:styleId="pdq2pgselectionanchorcontainer">
+    <w:name w:val="pdq2pg_selectionanchorcontainer"/>
+    <w:basedOn w:val="a"/>
+    <w:rsid w:val="00085E97"/>
+    <w:pPr>
+      <w:spacing w:before="100" w:beforeAutospacing="1" w:after="100" w:afterAutospacing="1" w:line="240" w:lineRule="auto"/>
+    </w:pPr>
+    <w:rPr>
+      <w:rFonts w:ascii="Times New Roman" w:eastAsia="Times New Roman" w:hAnsi="Times New Roman" w:cs="Times New Roman"/>
+      <w:sz w:val="24"/>
+      <w:szCs w:val="24"/>
+      <w:lang w:eastAsia="ru-KZ"/>
+    </w:rPr>
+  </w:style>
+  <w:style w:type="paragraph" w:styleId="a5">
+    <w:name w:val="List Paragraph"/>
+    <w:basedOn w:val="a"/>
+    <w:uiPriority w:val="34"/>
+    <w:qFormat/>
+    <w:rsid w:val="00085E97"/>
+    <w:pPr>
+      <w:ind w:left="720"/>
+      <w:contextualSpacing/>
+    </w:pPr>
   </w:style>
 </w:styles>
 </file>
